--- a/reports/ПП_Отчёт_БорзовЛаринРыбкин_251-333.docx
+++ b/reports/ПП_Отчёт_БорзовЛаринРыбкин_251-333.docx
@@ -481,7 +481,7 @@
           <w:u w:val="single"/>
           <w:lang w:eastAsia="en-US" w:bidi="en-US"/>
         </w:rPr>
-        <w:t>ФИТ</w:t>
+        <w:t>цифровых технологий,</w:t>
       </w:r>
       <w:r>
         <w:rPr>
@@ -491,7 +491,7 @@
           <w:u w:val="single"/>
           <w:lang w:eastAsia="en-US" w:bidi="en-US"/>
         </w:rPr>
-        <w:t xml:space="preserve">          </w:t>
+        <w:t xml:space="preserve"> </w:t>
       </w:r>
       <w:r>
         <w:rPr>
@@ -501,7 +501,7 @@
           <w:u w:val="single"/>
           <w:lang w:eastAsia="en-US" w:bidi="en-US"/>
         </w:rPr>
-        <w:t xml:space="preserve"> </w:t>
+        <w:t>ФИТ</w:t>
       </w:r>
       <w:r>
         <w:rPr>
@@ -511,6 +511,26 @@
           <w:u w:val="single"/>
           <w:lang w:eastAsia="en-US" w:bidi="en-US"/>
         </w:rPr>
+        <w:t xml:space="preserve">  </w:t>
+      </w:r>
+      <w:r>
+        <w:rPr>
+          <w:rFonts w:ascii="Times New Roman" w:eastAsia="Times New Roman" w:hAnsi="Times New Roman" w:cs="Times New Roman"/>
+          <w:color w:val="000000"/>
+          <w:sz w:val="28"/>
+          <w:u w:val="single"/>
+          <w:lang w:eastAsia="en-US" w:bidi="en-US"/>
+        </w:rPr>
+        <w:t xml:space="preserve"> </w:t>
+      </w:r>
+      <w:r>
+        <w:rPr>
+          <w:rFonts w:ascii="Times New Roman" w:eastAsia="Times New Roman" w:hAnsi="Times New Roman" w:cs="Times New Roman"/>
+          <w:color w:val="000000"/>
+          <w:sz w:val="28"/>
+          <w:u w:val="single"/>
+          <w:lang w:eastAsia="en-US" w:bidi="en-US"/>
+        </w:rPr>
         <w:t xml:space="preserve">   </w:t>
       </w:r>
       <w:r>
@@ -630,20 +650,7 @@
     <w:p>
       <w:pPr>
         <w:spacing w:before="100" w:beforeAutospacing="1" w:after="100" w:afterAutospacing="1" w:line="360" w:lineRule="auto"/>
-        <w:ind w:left="-5" w:right="67"/>
-        <w:rPr>
-          <w:rFonts w:ascii="Times New Roman" w:eastAsia="Times New Roman" w:hAnsi="Times New Roman" w:cs="Times New Roman"/>
-          <w:color w:val="000000"/>
-          <w:sz w:val="28"/>
-          <w:szCs w:val="28"/>
-          <w:lang w:eastAsia="en-US" w:bidi="en-US"/>
-        </w:rPr>
-      </w:pPr>
-    </w:p>
-    <w:p>
-      <w:pPr>
-        <w:spacing w:before="100" w:beforeAutospacing="1" w:after="100" w:afterAutospacing="1" w:line="360" w:lineRule="auto"/>
-        <w:ind w:left="-5" w:right="67"/>
+        <w:ind w:right="67"/>
         <w:rPr>
           <w:rFonts w:ascii="Times New Roman" w:eastAsia="Times New Roman" w:hAnsi="Times New Roman" w:cs="Times New Roman"/>
           <w:color w:val="000000"/>
@@ -1069,8 +1076,6 @@
         </w:rPr>
         <w:t>ПРИЛОЖЕНИЯ</w:t>
       </w:r>
-      <w:bookmarkStart w:id="0" w:name="_GoBack"/>
-      <w:bookmarkEnd w:id="0"/>
     </w:p>
     <w:p>
       <w:pPr>
@@ -1334,7 +1339,7 @@
           <w:sz w:val="28"/>
           <w:szCs w:val="28"/>
         </w:rPr>
-        <w:t>ведение</w:t>
+        <w:t>ВЕДЕНИЕ</w:t>
       </w:r>
     </w:p>
     <w:p>
@@ -1517,6 +1522,7 @@
         </w:rPr>
         <w:t>“</w:t>
       </w:r>
+      <w:proofErr w:type="spellStart"/>
       <w:r>
         <w:rPr>
           <w:rFonts w:ascii="Times New Roman" w:eastAsia="Times New Roman" w:hAnsi="Times New Roman" w:cs="Times New Roman"/>
@@ -1527,6 +1533,7 @@
         </w:rPr>
         <w:t>NetHack</w:t>
       </w:r>
+      <w:proofErr w:type="spellEnd"/>
       <w:r>
         <w:rPr>
           <w:rFonts w:ascii="Times New Roman" w:eastAsia="Times New Roman" w:hAnsi="Times New Roman" w:cs="Times New Roman"/>
@@ -1660,6 +1667,7 @@
         </w:rPr>
         <w:t xml:space="preserve">Создать </w:t>
       </w:r>
+      <w:proofErr w:type="spellStart"/>
       <w:r>
         <w:rPr>
           <w:rFonts w:ascii="Times New Roman" w:eastAsia="Times New Roman" w:hAnsi="Times New Roman" w:cs="Times New Roman"/>
@@ -1670,6 +1678,7 @@
         </w:rPr>
         <w:t>github</w:t>
       </w:r>
+      <w:proofErr w:type="spellEnd"/>
       <w:r>
         <w:rPr>
           <w:rFonts w:ascii="Times New Roman" w:eastAsia="Times New Roman" w:hAnsi="Times New Roman" w:cs="Times New Roman"/>
@@ -1686,7 +1695,27 @@
           <w:sz w:val="28"/>
           <w:szCs w:val="28"/>
         </w:rPr>
-        <w:t>репозиторий, чтобы вести логи разработки.</w:t>
+        <w:t xml:space="preserve">репозиторий, чтобы вести </w:t>
+      </w:r>
+      <w:proofErr w:type="spellStart"/>
+      <w:r>
+        <w:rPr>
+          <w:rFonts w:ascii="Times New Roman" w:eastAsia="Times New Roman" w:hAnsi="Times New Roman" w:cs="Times New Roman"/>
+          <w:color w:val="000000"/>
+          <w:sz w:val="28"/>
+          <w:szCs w:val="28"/>
+        </w:rPr>
+        <w:t>логи</w:t>
+      </w:r>
+      <w:proofErr w:type="spellEnd"/>
+      <w:r>
+        <w:rPr>
+          <w:rFonts w:ascii="Times New Roman" w:eastAsia="Times New Roman" w:hAnsi="Times New Roman" w:cs="Times New Roman"/>
+          <w:color w:val="000000"/>
+          <w:sz w:val="28"/>
+          <w:szCs w:val="28"/>
+        </w:rPr>
+        <w:t xml:space="preserve"> разработки.</w:t>
       </w:r>
     </w:p>
     <w:p>
@@ -2056,6 +2085,7 @@
         </w:rPr>
         <w:t xml:space="preserve">” – </w:t>
       </w:r>
+      <w:proofErr w:type="spellStart"/>
       <w:r>
         <w:rPr>
           <w:rFonts w:ascii="Times New Roman" w:eastAsia="Times New Roman" w:hAnsi="Times New Roman" w:cs="Times New Roman"/>
@@ -2081,7 +2111,17 @@
           <w:sz w:val="28"/>
           <w:szCs w:val="28"/>
         </w:rPr>
-        <w:t>аборативный процесс создания игры в соответствующем жанре</w:t>
+        <w:t>аборативный</w:t>
+      </w:r>
+      <w:proofErr w:type="spellEnd"/>
+      <w:r>
+        <w:rPr>
+          <w:rFonts w:ascii="Times New Roman" w:eastAsia="Times New Roman" w:hAnsi="Times New Roman" w:cs="Times New Roman"/>
+          <w:color w:val="000000"/>
+          <w:sz w:val="28"/>
+          <w:szCs w:val="28"/>
+        </w:rPr>
+        <w:t xml:space="preserve"> процесс создания игры в соответствующем жанре</w:t>
       </w:r>
       <w:r>
         <w:rPr>
@@ -2139,41 +2179,98 @@
           <w:sz w:val="28"/>
           <w:szCs w:val="28"/>
         </w:rPr>
-        <w:t>В рамках проекта предстояло разработать классическую Roguelike-игру, опираясь на обучающий курс с ресурса rogueliketutorials.com (версия tcod v2). Основной ориентир — создать проект, сочетающий процедурное построение мира, пошаговую тактику и стилистику, вдохновлённую NetHack. Главной целью было не просто повторить примеры из туториала, а провести полноценную практическую реализацию, освоив ключевые архитектурные паттерны, характерные для жанра.</w:t>
-      </w:r>
-    </w:p>
-    <w:p>
-      <w:pPr>
-        <w:keepNext/>
-        <w:keepLines/>
-        <w:pBdr>
-          <w:top w:val="nil"/>
-          <w:left w:val="nil"/>
-          <w:bottom w:val="nil"/>
-          <w:right w:val="nil"/>
-          <w:between w:val="nil"/>
-        </w:pBdr>
-        <w:spacing w:after="0" w:line="360" w:lineRule="auto"/>
-        <w:rPr>
-          <w:rFonts w:ascii="Times New Roman" w:eastAsia="Times New Roman" w:hAnsi="Times New Roman" w:cs="Times New Roman"/>
-          <w:color w:val="000000"/>
-          <w:sz w:val="28"/>
-          <w:szCs w:val="28"/>
-        </w:rPr>
-      </w:pPr>
-    </w:p>
-    <w:p>
-      <w:pPr>
-        <w:keepNext/>
-        <w:keepLines/>
-        <w:pBdr>
-          <w:top w:val="nil"/>
-          <w:left w:val="nil"/>
-          <w:bottom w:val="nil"/>
-          <w:right w:val="nil"/>
-          <w:between w:val="nil"/>
-        </w:pBdr>
-        <w:spacing w:after="0" w:line="360" w:lineRule="auto"/>
+        <w:t xml:space="preserve">В рамках проекта предстояло разработать классическую </w:t>
+      </w:r>
+      <w:proofErr w:type="spellStart"/>
+      <w:r>
+        <w:rPr>
+          <w:rFonts w:ascii="Times New Roman" w:eastAsia="Times New Roman" w:hAnsi="Times New Roman" w:cs="Times New Roman"/>
+          <w:color w:val="000000"/>
+          <w:sz w:val="28"/>
+          <w:szCs w:val="28"/>
+        </w:rPr>
+        <w:t>Roguelike</w:t>
+      </w:r>
+      <w:proofErr w:type="spellEnd"/>
+      <w:r>
+        <w:rPr>
+          <w:rFonts w:ascii="Times New Roman" w:eastAsia="Times New Roman" w:hAnsi="Times New Roman" w:cs="Times New Roman"/>
+          <w:color w:val="000000"/>
+          <w:sz w:val="28"/>
+          <w:szCs w:val="28"/>
+        </w:rPr>
+        <w:t xml:space="preserve">-игру, опираясь на обучающий курс с ресурса rogueliketutorials.com (версия </w:t>
+      </w:r>
+      <w:proofErr w:type="spellStart"/>
+      <w:r>
+        <w:rPr>
+          <w:rFonts w:ascii="Times New Roman" w:eastAsia="Times New Roman" w:hAnsi="Times New Roman" w:cs="Times New Roman"/>
+          <w:color w:val="000000"/>
+          <w:sz w:val="28"/>
+          <w:szCs w:val="28"/>
+        </w:rPr>
+        <w:t>tcod</w:t>
+      </w:r>
+      <w:proofErr w:type="spellEnd"/>
+      <w:r>
+        <w:rPr>
+          <w:rFonts w:ascii="Times New Roman" w:eastAsia="Times New Roman" w:hAnsi="Times New Roman" w:cs="Times New Roman"/>
+          <w:color w:val="000000"/>
+          <w:sz w:val="28"/>
+          <w:szCs w:val="28"/>
+        </w:rPr>
+        <w:t xml:space="preserve"> v2). Основной ориентир — создать проект, сочетающий процедурное построение мира, пошаговую тактику и стилистику, вдохновлённую </w:t>
+      </w:r>
+      <w:proofErr w:type="spellStart"/>
+      <w:r>
+        <w:rPr>
+          <w:rFonts w:ascii="Times New Roman" w:eastAsia="Times New Roman" w:hAnsi="Times New Roman" w:cs="Times New Roman"/>
+          <w:color w:val="000000"/>
+          <w:sz w:val="28"/>
+          <w:szCs w:val="28"/>
+        </w:rPr>
+        <w:t>NetHack</w:t>
+      </w:r>
+      <w:proofErr w:type="spellEnd"/>
+      <w:r>
+        <w:rPr>
+          <w:rFonts w:ascii="Times New Roman" w:eastAsia="Times New Roman" w:hAnsi="Times New Roman" w:cs="Times New Roman"/>
+          <w:color w:val="000000"/>
+          <w:sz w:val="28"/>
+          <w:szCs w:val="28"/>
+        </w:rPr>
+        <w:t xml:space="preserve">. Главной целью было не просто повторить примеры из </w:t>
+      </w:r>
+      <w:proofErr w:type="spellStart"/>
+      <w:r>
+        <w:rPr>
+          <w:rFonts w:ascii="Times New Roman" w:eastAsia="Times New Roman" w:hAnsi="Times New Roman" w:cs="Times New Roman"/>
+          <w:color w:val="000000"/>
+          <w:sz w:val="28"/>
+          <w:szCs w:val="28"/>
+        </w:rPr>
+        <w:t>туториала</w:t>
+      </w:r>
+      <w:proofErr w:type="spellEnd"/>
+      <w:r>
+        <w:rPr>
+          <w:rFonts w:ascii="Times New Roman" w:eastAsia="Times New Roman" w:hAnsi="Times New Roman" w:cs="Times New Roman"/>
+          <w:color w:val="000000"/>
+          <w:sz w:val="28"/>
+          <w:szCs w:val="28"/>
+        </w:rPr>
+        <w:t>, а провести полноценную практическую реализацию, освоив ключевые архитектурные паттерны, характерные для жанра.</w:t>
+      </w:r>
+      <w:r>
+        <w:rPr>
+          <w:rFonts w:ascii="Times New Roman" w:eastAsia="Times New Roman" w:hAnsi="Times New Roman" w:cs="Times New Roman"/>
+          <w:color w:val="000000"/>
+          <w:sz w:val="28"/>
+          <w:szCs w:val="28"/>
+        </w:rPr>
+        <w:t xml:space="preserve"> Процесс зафиксировать на </w:t>
+      </w:r>
+      <w:r>
         <w:rPr>
           <w:rFonts w:ascii="Times New Roman" w:eastAsia="Times New Roman" w:hAnsi="Times New Roman" w:cs="Times New Roman"/>
           <w:color w:val="000000"/>
@@ -2181,6 +2278,65 @@
           <w:szCs w:val="28"/>
           <w:lang w:val="en-US"/>
         </w:rPr>
+        <w:t>GitHub</w:t>
+      </w:r>
+      <w:r>
+        <w:rPr>
+          <w:rFonts w:ascii="Times New Roman" w:eastAsia="Times New Roman" w:hAnsi="Times New Roman" w:cs="Times New Roman"/>
+          <w:color w:val="000000"/>
+          <w:sz w:val="28"/>
+          <w:szCs w:val="28"/>
+        </w:rPr>
+        <w:t xml:space="preserve"> </w:t>
+      </w:r>
+      <w:r>
+        <w:rPr>
+          <w:rFonts w:ascii="Times New Roman" w:eastAsia="Times New Roman" w:hAnsi="Times New Roman" w:cs="Times New Roman"/>
+          <w:color w:val="000000"/>
+          <w:sz w:val="28"/>
+          <w:szCs w:val="28"/>
+        </w:rPr>
+        <w:t>в своём репозитории, и создать сайт для игры.</w:t>
+      </w:r>
+    </w:p>
+    <w:p>
+      <w:pPr>
+        <w:keepNext/>
+        <w:keepLines/>
+        <w:pBdr>
+          <w:top w:val="nil"/>
+          <w:left w:val="nil"/>
+          <w:bottom w:val="nil"/>
+          <w:right w:val="nil"/>
+          <w:between w:val="nil"/>
+        </w:pBdr>
+        <w:spacing w:after="0" w:line="360" w:lineRule="auto"/>
+        <w:rPr>
+          <w:rFonts w:ascii="Times New Roman" w:eastAsia="Times New Roman" w:hAnsi="Times New Roman" w:cs="Times New Roman"/>
+          <w:color w:val="000000"/>
+          <w:sz w:val="28"/>
+          <w:szCs w:val="28"/>
+        </w:rPr>
+      </w:pPr>
+    </w:p>
+    <w:p>
+      <w:pPr>
+        <w:keepNext/>
+        <w:keepLines/>
+        <w:pBdr>
+          <w:top w:val="nil"/>
+          <w:left w:val="nil"/>
+          <w:bottom w:val="nil"/>
+          <w:right w:val="nil"/>
+          <w:between w:val="nil"/>
+        </w:pBdr>
+        <w:spacing w:after="0" w:line="360" w:lineRule="auto"/>
+        <w:rPr>
+          <w:rFonts w:ascii="Times New Roman" w:eastAsia="Times New Roman" w:hAnsi="Times New Roman" w:cs="Times New Roman"/>
+          <w:color w:val="000000"/>
+          <w:sz w:val="28"/>
+          <w:szCs w:val="28"/>
+        </w:rPr>
       </w:pPr>
       <w:r>
         <w:rPr>
@@ -2197,7 +2353,6 @@
           <w:color w:val="000000"/>
           <w:sz w:val="28"/>
           <w:szCs w:val="28"/>
-          <w:lang w:val="en-US"/>
         </w:rPr>
         <w:t>:</w:t>
       </w:r>
@@ -2645,6 +2800,7 @@
           <w:sz w:val="28"/>
           <w:szCs w:val="28"/>
         </w:rPr>
+        <w:lastRenderedPageBreak/>
         <w:t xml:space="preserve"> Экипируемые предметы (см. пункт 8), улучшающие персонажей навсегда</w:t>
       </w:r>
       <w:r>
@@ -2676,6 +2832,201 @@
           <w:szCs w:val="28"/>
         </w:rPr>
       </w:pPr>
+    </w:p>
+    <w:p>
+      <w:pPr>
+        <w:keepNext/>
+        <w:keepLines/>
+        <w:pBdr>
+          <w:top w:val="nil"/>
+          <w:left w:val="nil"/>
+          <w:bottom w:val="nil"/>
+          <w:right w:val="nil"/>
+          <w:between w:val="nil"/>
+        </w:pBdr>
+        <w:spacing w:after="0" w:line="360" w:lineRule="auto"/>
+        <w:rPr>
+          <w:rFonts w:ascii="Times New Roman" w:eastAsia="Times New Roman" w:hAnsi="Times New Roman" w:cs="Times New Roman"/>
+          <w:color w:val="000000"/>
+          <w:sz w:val="28"/>
+          <w:szCs w:val="28"/>
+        </w:rPr>
+      </w:pPr>
+      <w:r>
+        <w:rPr>
+          <w:rFonts w:ascii="Times New Roman" w:eastAsia="Times New Roman" w:hAnsi="Times New Roman" w:cs="Times New Roman"/>
+          <w:color w:val="000000"/>
+          <w:sz w:val="28"/>
+          <w:szCs w:val="28"/>
+        </w:rPr>
+        <w:t>Работа над проектом выстраивалась вокруг последовательного наращивания возможностей игрового движка. Сначала появилось само игровое пространство, в котором персонаж визуально присутствует на экране. Затем персонаж ожил под управлением игрока, и одновременно была спроектирована система рендеринга, ограничивающая обзор на основе того, что персонаж может видеть в текущий момент.</w:t>
+      </w:r>
+    </w:p>
+    <w:p>
+      <w:pPr>
+        <w:keepNext/>
+        <w:keepLines/>
+        <w:pBdr>
+          <w:top w:val="nil"/>
+          <w:left w:val="nil"/>
+          <w:bottom w:val="nil"/>
+          <w:right w:val="nil"/>
+          <w:between w:val="nil"/>
+        </w:pBdr>
+        <w:spacing w:after="0" w:line="360" w:lineRule="auto"/>
+        <w:rPr>
+          <w:rFonts w:ascii="Times New Roman" w:eastAsia="Times New Roman" w:hAnsi="Times New Roman" w:cs="Times New Roman"/>
+          <w:color w:val="000000"/>
+          <w:sz w:val="28"/>
+          <w:szCs w:val="28"/>
+        </w:rPr>
+      </w:pPr>
+      <w:r>
+        <w:rPr>
+          <w:rFonts w:ascii="Times New Roman" w:eastAsia="Times New Roman" w:hAnsi="Times New Roman" w:cs="Times New Roman"/>
+          <w:color w:val="000000"/>
+          <w:sz w:val="28"/>
+          <w:szCs w:val="28"/>
+        </w:rPr>
+        <w:t>Как только базовая навигация стала возможной, мы перешли к автоматической процедурной генерации подземелий — так каждый запуск игры начал предлагать уникальную карту. В сгенерированные уровни потребовалось вписать противников, причём так, чтобы их размещение не нарушало баланс, а создавало осмысленные испытания.</w:t>
+      </w:r>
+    </w:p>
+    <w:p>
+      <w:pPr>
+        <w:keepNext/>
+        <w:keepLines/>
+        <w:pBdr>
+          <w:top w:val="nil"/>
+          <w:left w:val="nil"/>
+          <w:bottom w:val="nil"/>
+          <w:right w:val="nil"/>
+          <w:between w:val="nil"/>
+        </w:pBdr>
+        <w:spacing w:after="0" w:line="360" w:lineRule="auto"/>
+        <w:rPr>
+          <w:rFonts w:ascii="Times New Roman" w:eastAsia="Times New Roman" w:hAnsi="Times New Roman" w:cs="Times New Roman"/>
+          <w:color w:val="000000"/>
+          <w:sz w:val="28"/>
+          <w:szCs w:val="28"/>
+        </w:rPr>
+      </w:pPr>
+    </w:p>
+    <w:p>
+      <w:pPr>
+        <w:keepNext/>
+        <w:keepLines/>
+        <w:pBdr>
+          <w:top w:val="nil"/>
+          <w:left w:val="nil"/>
+          <w:bottom w:val="nil"/>
+          <w:right w:val="nil"/>
+          <w:between w:val="nil"/>
+        </w:pBdr>
+        <w:spacing w:after="0" w:line="360" w:lineRule="auto"/>
+        <w:rPr>
+          <w:rFonts w:ascii="Times New Roman" w:eastAsia="Times New Roman" w:hAnsi="Times New Roman" w:cs="Times New Roman"/>
+          <w:color w:val="000000"/>
+          <w:sz w:val="28"/>
+          <w:szCs w:val="28"/>
+        </w:rPr>
+      </w:pPr>
+      <w:r>
+        <w:rPr>
+          <w:rFonts w:ascii="Times New Roman" w:eastAsia="Times New Roman" w:hAnsi="Times New Roman" w:cs="Times New Roman"/>
+          <w:noProof/>
+          <w:color w:val="000000"/>
+          <w:sz w:val="28"/>
+          <w:szCs w:val="28"/>
+        </w:rPr>
+        <w:drawing>
+          <wp:inline distT="0" distB="0" distL="0" distR="0" wp14:anchorId="489795CF" wp14:editId="4EF0C7B3">
+            <wp:extent cx="6296025" cy="3905250"/>
+            <wp:effectExtent l="0" t="0" r="9525" b="0"/>
+            <wp:docPr id="1" name="Рисунок 1"/>
+            <wp:cNvGraphicFramePr>
+              <a:graphicFrameLocks xmlns:a="http://schemas.openxmlformats.org/drawingml/2006/main" noChangeAspect="1"/>
+            </wp:cNvGraphicFramePr>
+            <a:graphic xmlns:a="http://schemas.openxmlformats.org/drawingml/2006/main">
+              <a:graphicData uri="http://schemas.openxmlformats.org/drawingml/2006/picture">
+                <pic:pic xmlns:pic="http://schemas.openxmlformats.org/drawingml/2006/picture">
+                  <pic:nvPicPr>
+                    <pic:cNvPr id="0" name="Picture 1"/>
+                    <pic:cNvPicPr>
+                      <a:picLocks noChangeAspect="1" noChangeArrowheads="1"/>
+                    </pic:cNvPicPr>
+                  </pic:nvPicPr>
+                  <pic:blipFill>
+                    <a:blip r:embed="rId7">
+                      <a:extLst>
+                        <a:ext uri="{28A0092B-C50C-407E-A947-70E740481C1C}">
+                          <a14:useLocalDpi xmlns:a14="http://schemas.microsoft.com/office/drawing/2010/main" val="0"/>
+                        </a:ext>
+                      </a:extLst>
+                    </a:blip>
+                    <a:srcRect/>
+                    <a:stretch>
+                      <a:fillRect/>
+                    </a:stretch>
+                  </pic:blipFill>
+                  <pic:spPr bwMode="auto">
+                    <a:xfrm>
+                      <a:off x="0" y="0"/>
+                      <a:ext cx="6296025" cy="3905250"/>
+                    </a:xfrm>
+                    <a:prstGeom prst="rect">
+                      <a:avLst/>
+                    </a:prstGeom>
+                    <a:noFill/>
+                    <a:ln>
+                      <a:noFill/>
+                    </a:ln>
+                  </pic:spPr>
+                </pic:pic>
+              </a:graphicData>
+            </a:graphic>
+          </wp:inline>
+        </w:drawing>
+      </w:r>
+    </w:p>
+    <w:p>
+      <w:pPr>
+        <w:keepNext/>
+        <w:keepLines/>
+        <w:pBdr>
+          <w:top w:val="nil"/>
+          <w:left w:val="nil"/>
+          <w:bottom w:val="nil"/>
+          <w:right w:val="nil"/>
+          <w:between w:val="nil"/>
+        </w:pBdr>
+        <w:spacing w:after="0" w:line="360" w:lineRule="auto"/>
+        <w:rPr>
+          <w:rFonts w:ascii="Times New Roman" w:eastAsia="Times New Roman" w:hAnsi="Times New Roman" w:cs="Times New Roman"/>
+          <w:color w:val="000000"/>
+          <w:sz w:val="28"/>
+          <w:szCs w:val="28"/>
+        </w:rPr>
+      </w:pPr>
+    </w:p>
+    <w:p>
+      <w:pPr>
+        <w:keepNext/>
+        <w:keepLines/>
+        <w:pBdr>
+          <w:top w:val="nil"/>
+          <w:left w:val="nil"/>
+          <w:bottom w:val="nil"/>
+          <w:right w:val="nil"/>
+          <w:between w:val="nil"/>
+        </w:pBdr>
+        <w:spacing w:after="0" w:line="360" w:lineRule="auto"/>
+        <w:rPr>
+          <w:rFonts w:ascii="Times New Roman" w:eastAsia="Times New Roman" w:hAnsi="Times New Roman" w:cs="Times New Roman"/>
+          <w:color w:val="000000"/>
+          <w:sz w:val="28"/>
+          <w:szCs w:val="28"/>
+        </w:rPr>
+      </w:pPr>
       <w:r>
         <w:rPr>
           <w:rFonts w:ascii="Times New Roman" w:eastAsia="Times New Roman" w:hAnsi="Times New Roman" w:cs="Times New Roman"/>
@@ -2684,55 +3035,6 @@
           <w:szCs w:val="28"/>
         </w:rPr>
         <w:lastRenderedPageBreak/>
-        <w:t>Работа над проектом выстраивалась вокруг последовательного наращивания возможностей игрового движка. Сначала появилось само игровое пространство, в котором персонаж визуально присутствует на экране. Затем персонаж ожил под управлением игрока, и одновременно была спроектирована система рендеринга, ограничивающая обзор на основе того, что персонаж может видеть в текущий момент. Как только базовая навигация стала возможной, мы перешли к автоматической процедурной генерации подземелий — так каждый запуск игры начал предлагать уникальную карту. В сгенерированные уровни потребовалось вписать противников, причём так, чтобы их размещение не нарушало баланс, а создавало осмысленные испытания.</w:t>
-      </w:r>
-    </w:p>
-    <w:p>
-      <w:pPr>
-        <w:keepNext/>
-        <w:keepLines/>
-        <w:pBdr>
-          <w:top w:val="nil"/>
-          <w:left w:val="nil"/>
-          <w:bottom w:val="nil"/>
-          <w:right w:val="nil"/>
-          <w:between w:val="nil"/>
-        </w:pBdr>
-        <w:spacing w:after="0" w:line="360" w:lineRule="auto"/>
-        <w:rPr>
-          <w:rFonts w:ascii="Times New Roman" w:eastAsia="Times New Roman" w:hAnsi="Times New Roman" w:cs="Times New Roman"/>
-          <w:color w:val="000000"/>
-          <w:sz w:val="28"/>
-          <w:szCs w:val="28"/>
-        </w:rPr>
-      </w:pPr>
-    </w:p>
-    <w:p>
-      <w:pPr>
-        <w:keepNext/>
-        <w:keepLines/>
-        <w:pBdr>
-          <w:top w:val="nil"/>
-          <w:left w:val="nil"/>
-          <w:bottom w:val="nil"/>
-          <w:right w:val="nil"/>
-          <w:between w:val="nil"/>
-        </w:pBdr>
-        <w:spacing w:after="0" w:line="360" w:lineRule="auto"/>
-        <w:rPr>
-          <w:rFonts w:ascii="Times New Roman" w:eastAsia="Times New Roman" w:hAnsi="Times New Roman" w:cs="Times New Roman"/>
-          <w:color w:val="000000"/>
-          <w:sz w:val="28"/>
-          <w:szCs w:val="28"/>
-        </w:rPr>
-      </w:pPr>
-      <w:r>
-        <w:rPr>
-          <w:rFonts w:ascii="Times New Roman" w:eastAsia="Times New Roman" w:hAnsi="Times New Roman" w:cs="Times New Roman"/>
-          <w:color w:val="000000"/>
-          <w:sz w:val="28"/>
-          <w:szCs w:val="28"/>
-        </w:rPr>
         <w:t>С появлением врагов возникла необходимость в их поведении: были запрограммированы простые, но действенные алгоритмы искусственного интеллекта, позволяющие противникам реагировать на приближение игрока, преследовать его и вступать в бой. Параллельно дорабатывалась боевая механика с обеих сторон — игрок тоже получил возможность атаковать. Постепенно формировался расширяемый интерфейс, отображающий состояние персонажа, журнал событий и элементы взаимодействия с инвентарём.</w:t>
       </w:r>
     </w:p>
@@ -2770,6 +3072,104 @@
         <w:spacing w:after="0" w:line="360" w:lineRule="auto"/>
         <w:rPr>
           <w:rFonts w:ascii="Times New Roman" w:eastAsia="Times New Roman" w:hAnsi="Times New Roman" w:cs="Times New Roman"/>
+          <w:noProof/>
+          <w:color w:val="000000"/>
+          <w:sz w:val="28"/>
+          <w:szCs w:val="28"/>
+        </w:rPr>
+      </w:pPr>
+      <w:r>
+        <w:rPr>
+          <w:rFonts w:ascii="Times New Roman" w:eastAsia="Times New Roman" w:hAnsi="Times New Roman" w:cs="Times New Roman"/>
+          <w:noProof/>
+          <w:color w:val="000000"/>
+          <w:sz w:val="28"/>
+          <w:szCs w:val="28"/>
+        </w:rPr>
+        <w:drawing>
+          <wp:inline distT="0" distB="0" distL="0" distR="0" wp14:anchorId="200F882D" wp14:editId="755B8C34">
+            <wp:extent cx="6286500" cy="3638550"/>
+            <wp:effectExtent l="0" t="0" r="0" b="0"/>
+            <wp:docPr id="3" name="Рисунок 3"/>
+            <wp:cNvGraphicFramePr>
+              <a:graphicFrameLocks xmlns:a="http://schemas.openxmlformats.org/drawingml/2006/main" noChangeAspect="1"/>
+            </wp:cNvGraphicFramePr>
+            <a:graphic xmlns:a="http://schemas.openxmlformats.org/drawingml/2006/main">
+              <a:graphicData uri="http://schemas.openxmlformats.org/drawingml/2006/picture">
+                <pic:pic xmlns:pic="http://schemas.openxmlformats.org/drawingml/2006/picture">
+                  <pic:nvPicPr>
+                    <pic:cNvPr id="0" name="Picture 3"/>
+                    <pic:cNvPicPr>
+                      <a:picLocks noChangeAspect="1" noChangeArrowheads="1"/>
+                    </pic:cNvPicPr>
+                  </pic:nvPicPr>
+                  <pic:blipFill>
+                    <a:blip r:embed="rId8">
+                      <a:extLst>
+                        <a:ext uri="{28A0092B-C50C-407E-A947-70E740481C1C}">
+                          <a14:useLocalDpi xmlns:a14="http://schemas.microsoft.com/office/drawing/2010/main" val="0"/>
+                        </a:ext>
+                      </a:extLst>
+                    </a:blip>
+                    <a:srcRect/>
+                    <a:stretch>
+                      <a:fillRect/>
+                    </a:stretch>
+                  </pic:blipFill>
+                  <pic:spPr bwMode="auto">
+                    <a:xfrm>
+                      <a:off x="0" y="0"/>
+                      <a:ext cx="6286500" cy="3638550"/>
+                    </a:xfrm>
+                    <a:prstGeom prst="rect">
+                      <a:avLst/>
+                    </a:prstGeom>
+                    <a:noFill/>
+                    <a:ln>
+                      <a:noFill/>
+                    </a:ln>
+                  </pic:spPr>
+                </pic:pic>
+              </a:graphicData>
+            </a:graphic>
+          </wp:inline>
+        </w:drawing>
+      </w:r>
+    </w:p>
+    <w:p>
+      <w:pPr>
+        <w:keepNext/>
+        <w:keepLines/>
+        <w:pBdr>
+          <w:top w:val="nil"/>
+          <w:left w:val="nil"/>
+          <w:bottom w:val="nil"/>
+          <w:right w:val="nil"/>
+          <w:between w:val="nil"/>
+        </w:pBdr>
+        <w:spacing w:after="0" w:line="360" w:lineRule="auto"/>
+        <w:rPr>
+          <w:rFonts w:ascii="Times New Roman" w:eastAsia="Times New Roman" w:hAnsi="Times New Roman" w:cs="Times New Roman"/>
+          <w:color w:val="000000"/>
+          <w:sz w:val="28"/>
+          <w:szCs w:val="28"/>
+        </w:rPr>
+      </w:pPr>
+    </w:p>
+    <w:p>
+      <w:pPr>
+        <w:keepNext/>
+        <w:keepLines/>
+        <w:pBdr>
+          <w:top w:val="nil"/>
+          <w:left w:val="nil"/>
+          <w:bottom w:val="nil"/>
+          <w:right w:val="nil"/>
+          <w:between w:val="nil"/>
+        </w:pBdr>
+        <w:spacing w:after="0" w:line="360" w:lineRule="auto"/>
+        <w:rPr>
+          <w:rFonts w:ascii="Times New Roman" w:eastAsia="Times New Roman" w:hAnsi="Times New Roman" w:cs="Times New Roman"/>
           <w:color w:val="000000"/>
           <w:sz w:val="28"/>
           <w:szCs w:val="28"/>
@@ -2804,35 +3204,112 @@
           <w:szCs w:val="28"/>
         </w:rPr>
       </w:pPr>
-    </w:p>
-    <w:p>
-      <w:pPr>
-        <w:keepNext/>
-        <w:keepLines/>
-        <w:pBdr>
-          <w:top w:val="nil"/>
-          <w:left w:val="nil"/>
-          <w:bottom w:val="nil"/>
-          <w:right w:val="nil"/>
-          <w:between w:val="nil"/>
-        </w:pBdr>
-        <w:spacing w:after="0" w:line="360" w:lineRule="auto"/>
-        <w:rPr>
-          <w:rFonts w:ascii="Times New Roman" w:eastAsia="Times New Roman" w:hAnsi="Times New Roman" w:cs="Times New Roman"/>
-          <w:color w:val="000000"/>
-          <w:sz w:val="28"/>
-          <w:szCs w:val="28"/>
-        </w:rPr>
-      </w:pPr>
-      <w:r>
-        <w:rPr>
-          <w:rFonts w:ascii="Times New Roman" w:eastAsia="Times New Roman" w:hAnsi="Times New Roman" w:cs="Times New Roman"/>
+      <w:r>
+        <w:rPr>
+          <w:rFonts w:ascii="Times New Roman" w:eastAsia="Times New Roman" w:hAnsi="Times New Roman" w:cs="Times New Roman"/>
+          <w:noProof/>
           <w:color w:val="000000"/>
           <w:sz w:val="28"/>
           <w:szCs w:val="28"/>
         </w:rPr>
         <w:lastRenderedPageBreak/>
-        <w:t>Когда базовая механика была отлажена, добавили систему сохранения и загрузки, позволяющую продолжить игру с прерванного места. Наконец, чтобы придать игре структуру, были созданы дополнительные «этажи» подземелья: спуск на каждый новый уровень сопровождается повышением сложности — враги становятся опаснее, а ценные находки уравновешивают возросший риск. Визуальное оформление на всём пути разработки выдерживалось в духе старых терминальных roguelike-проектов, что подчеркнуло ретро-эстетику и дополнило общее впечатление от игры.</w:t>
+        <w:drawing>
+          <wp:inline distT="0" distB="0" distL="0" distR="0" wp14:anchorId="6157DF6B" wp14:editId="59BBD95D">
+            <wp:extent cx="6286500" cy="3619500"/>
+            <wp:effectExtent l="0" t="0" r="0" b="0"/>
+            <wp:docPr id="4" name="Рисунок 4"/>
+            <wp:cNvGraphicFramePr>
+              <a:graphicFrameLocks xmlns:a="http://schemas.openxmlformats.org/drawingml/2006/main" noChangeAspect="1"/>
+            </wp:cNvGraphicFramePr>
+            <a:graphic xmlns:a="http://schemas.openxmlformats.org/drawingml/2006/main">
+              <a:graphicData uri="http://schemas.openxmlformats.org/drawingml/2006/picture">
+                <pic:pic xmlns:pic="http://schemas.openxmlformats.org/drawingml/2006/picture">
+                  <pic:nvPicPr>
+                    <pic:cNvPr id="0" name="Picture 4"/>
+                    <pic:cNvPicPr>
+                      <a:picLocks noChangeAspect="1" noChangeArrowheads="1"/>
+                    </pic:cNvPicPr>
+                  </pic:nvPicPr>
+                  <pic:blipFill>
+                    <a:blip r:embed="rId9">
+                      <a:extLst>
+                        <a:ext uri="{28A0092B-C50C-407E-A947-70E740481C1C}">
+                          <a14:useLocalDpi xmlns:a14="http://schemas.microsoft.com/office/drawing/2010/main" val="0"/>
+                        </a:ext>
+                      </a:extLst>
+                    </a:blip>
+                    <a:srcRect/>
+                    <a:stretch>
+                      <a:fillRect/>
+                    </a:stretch>
+                  </pic:blipFill>
+                  <pic:spPr bwMode="auto">
+                    <a:xfrm>
+                      <a:off x="0" y="0"/>
+                      <a:ext cx="6286500" cy="3619500"/>
+                    </a:xfrm>
+                    <a:prstGeom prst="rect">
+                      <a:avLst/>
+                    </a:prstGeom>
+                    <a:noFill/>
+                    <a:ln>
+                      <a:noFill/>
+                    </a:ln>
+                  </pic:spPr>
+                </pic:pic>
+              </a:graphicData>
+            </a:graphic>
+          </wp:inline>
+        </w:drawing>
+      </w:r>
+    </w:p>
+    <w:p>
+      <w:pPr>
+        <w:keepNext/>
+        <w:keepLines/>
+        <w:pBdr>
+          <w:top w:val="nil"/>
+          <w:left w:val="nil"/>
+          <w:bottom w:val="nil"/>
+          <w:right w:val="nil"/>
+          <w:between w:val="nil"/>
+        </w:pBdr>
+        <w:spacing w:after="0" w:line="360" w:lineRule="auto"/>
+        <w:rPr>
+          <w:rFonts w:ascii="Times New Roman" w:eastAsia="Times New Roman" w:hAnsi="Times New Roman" w:cs="Times New Roman"/>
+          <w:color w:val="000000"/>
+          <w:sz w:val="28"/>
+          <w:szCs w:val="28"/>
+        </w:rPr>
+      </w:pPr>
+      <w:r>
+        <w:rPr>
+          <w:rFonts w:ascii="Times New Roman" w:eastAsia="Times New Roman" w:hAnsi="Times New Roman" w:cs="Times New Roman"/>
+          <w:color w:val="000000"/>
+          <w:sz w:val="28"/>
+          <w:szCs w:val="28"/>
+        </w:rPr>
+        <w:t xml:space="preserve">Когда базовая механика была отлажена, добавили систему сохранения и загрузки, позволяющую продолжить игру с прерванного места. Наконец, чтобы придать игре структуру, были созданы дополнительные «этажи» подземелья: спуск на каждый новый уровень сопровождается повышением сложности — враги становятся опаснее, а ценные находки уравновешивают возросший риск. Визуальное оформление на всём пути разработки выдерживалось в духе старых терминальных </w:t>
+      </w:r>
+      <w:proofErr w:type="spellStart"/>
+      <w:r>
+        <w:rPr>
+          <w:rFonts w:ascii="Times New Roman" w:eastAsia="Times New Roman" w:hAnsi="Times New Roman" w:cs="Times New Roman"/>
+          <w:color w:val="000000"/>
+          <w:sz w:val="28"/>
+          <w:szCs w:val="28"/>
+        </w:rPr>
+        <w:t>roguelike</w:t>
+      </w:r>
+      <w:proofErr w:type="spellEnd"/>
+      <w:r>
+        <w:rPr>
+          <w:rFonts w:ascii="Times New Roman" w:eastAsia="Times New Roman" w:hAnsi="Times New Roman" w:cs="Times New Roman"/>
+          <w:color w:val="000000"/>
+          <w:sz w:val="28"/>
+          <w:szCs w:val="28"/>
+        </w:rPr>
+        <w:t>-проектов, что подчеркнуло ретро-эстетику и дополнило общее впечатление от игры.</w:t>
       </w:r>
     </w:p>
     <w:p>
@@ -2983,7 +3460,7 @@
         </w:rPr>
         <w:t xml:space="preserve">: </w:t>
       </w:r>
-      <w:hyperlink r:id="rId7" w:history="1">
+      <w:hyperlink r:id="rId10" w:history="1">
         <w:r>
           <w:rPr>
             <w:rStyle w:val="a8"/>
@@ -3093,6 +3570,46 @@
           <w:between w:val="nil"/>
         </w:pBdr>
         <w:spacing w:after="0" w:line="360" w:lineRule="auto"/>
+        <w:rPr>
+          <w:rFonts w:ascii="Times New Roman" w:eastAsia="Times New Roman" w:hAnsi="Times New Roman" w:cs="Times New Roman"/>
+          <w:color w:val="000000"/>
+          <w:sz w:val="28"/>
+          <w:szCs w:val="28"/>
+        </w:rPr>
+      </w:pPr>
+    </w:p>
+    <w:p>
+      <w:pPr>
+        <w:keepNext/>
+        <w:keepLines/>
+        <w:pBdr>
+          <w:top w:val="nil"/>
+          <w:left w:val="nil"/>
+          <w:bottom w:val="nil"/>
+          <w:right w:val="nil"/>
+          <w:between w:val="nil"/>
+        </w:pBdr>
+        <w:spacing w:after="0" w:line="360" w:lineRule="auto"/>
+        <w:rPr>
+          <w:rFonts w:ascii="Times New Roman" w:eastAsia="Times New Roman" w:hAnsi="Times New Roman" w:cs="Times New Roman"/>
+          <w:color w:val="000000"/>
+          <w:sz w:val="28"/>
+          <w:szCs w:val="28"/>
+        </w:rPr>
+      </w:pPr>
+    </w:p>
+    <w:p>
+      <w:pPr>
+        <w:keepNext/>
+        <w:keepLines/>
+        <w:pBdr>
+          <w:top w:val="nil"/>
+          <w:left w:val="nil"/>
+          <w:bottom w:val="nil"/>
+          <w:right w:val="nil"/>
+          <w:between w:val="nil"/>
+        </w:pBdr>
+        <w:spacing w:after="0" w:line="360" w:lineRule="auto"/>
         <w:jc w:val="center"/>
         <w:rPr>
           <w:rFonts w:ascii="Times New Roman" w:eastAsia="Times New Roman" w:hAnsi="Times New Roman" w:cs="Times New Roman"/>
@@ -3112,164 +3629,557 @@
           <w:sz w:val="28"/>
           <w:szCs w:val="28"/>
         </w:rPr>
-        <w:t>Достигнутые результаты</w:t>
-      </w:r>
-    </w:p>
-    <w:p>
-      <w:pPr>
-        <w:keepNext/>
-        <w:keepLines/>
-        <w:pBdr>
-          <w:top w:val="nil"/>
-          <w:left w:val="nil"/>
-          <w:bottom w:val="nil"/>
-          <w:right w:val="nil"/>
-          <w:between w:val="nil"/>
-        </w:pBdr>
-        <w:spacing w:after="0" w:line="360" w:lineRule="auto"/>
-        <w:rPr>
-          <w:rFonts w:ascii="Times New Roman" w:eastAsia="Times New Roman" w:hAnsi="Times New Roman" w:cs="Times New Roman"/>
-          <w:color w:val="000000"/>
-          <w:sz w:val="28"/>
-          <w:szCs w:val="28"/>
-        </w:rPr>
-      </w:pPr>
-    </w:p>
-    <w:p>
-      <w:pPr>
-        <w:keepNext/>
-        <w:keepLines/>
-        <w:pBdr>
-          <w:top w:val="nil"/>
-          <w:left w:val="nil"/>
-          <w:bottom w:val="nil"/>
-          <w:right w:val="nil"/>
-          <w:between w:val="nil"/>
-        </w:pBdr>
-        <w:spacing w:after="0" w:line="360" w:lineRule="auto"/>
-        <w:rPr>
-          <w:rFonts w:ascii="Times New Roman" w:eastAsia="Times New Roman" w:hAnsi="Times New Roman" w:cs="Times New Roman"/>
-          <w:color w:val="000000"/>
-          <w:sz w:val="28"/>
-          <w:szCs w:val="28"/>
-        </w:rPr>
-      </w:pPr>
-      <w:r>
-        <w:rPr>
-          <w:rFonts w:ascii="Times New Roman" w:eastAsia="Times New Roman" w:hAnsi="Times New Roman" w:cs="Times New Roman"/>
-          <w:color w:val="000000"/>
-          <w:sz w:val="28"/>
-          <w:szCs w:val="28"/>
-        </w:rPr>
-        <w:t xml:space="preserve">В результате были реализованы все заявленные механики. Игра способна запускаться на многих устройствах, </w:t>
-      </w:r>
-      <w:r>
-        <w:rPr>
-          <w:rFonts w:ascii="Times New Roman" w:eastAsia="Times New Roman" w:hAnsi="Times New Roman" w:cs="Times New Roman"/>
-          <w:color w:val="000000"/>
-          <w:sz w:val="28"/>
-          <w:szCs w:val="28"/>
-        </w:rPr>
-        <w:t>имеет процедурную генерацию, механики боя и исследования подземелий. Прогресс игрока упрощается внутриигровыми логами.</w:t>
-      </w:r>
-    </w:p>
-    <w:p>
-      <w:pPr>
-        <w:keepNext/>
-        <w:keepLines/>
-        <w:pBdr>
-          <w:top w:val="nil"/>
-          <w:left w:val="nil"/>
-          <w:bottom w:val="nil"/>
-          <w:right w:val="nil"/>
-          <w:between w:val="nil"/>
-        </w:pBdr>
-        <w:spacing w:after="0" w:line="360" w:lineRule="auto"/>
-        <w:rPr>
-          <w:rFonts w:ascii="Times New Roman" w:eastAsia="Times New Roman" w:hAnsi="Times New Roman" w:cs="Times New Roman"/>
-          <w:color w:val="000000"/>
-          <w:sz w:val="28"/>
-          <w:szCs w:val="28"/>
-        </w:rPr>
-      </w:pPr>
-    </w:p>
-    <w:p>
-      <w:pPr>
-        <w:keepNext/>
-        <w:keepLines/>
-        <w:pBdr>
-          <w:top w:val="nil"/>
-          <w:left w:val="nil"/>
-          <w:bottom w:val="nil"/>
-          <w:right w:val="nil"/>
-          <w:between w:val="nil"/>
-        </w:pBdr>
-        <w:spacing w:after="0" w:line="360" w:lineRule="auto"/>
-        <w:rPr>
-          <w:rFonts w:ascii="Times New Roman" w:eastAsia="Times New Roman" w:hAnsi="Times New Roman" w:cs="Times New Roman"/>
-          <w:color w:val="000000"/>
-          <w:sz w:val="28"/>
-          <w:szCs w:val="28"/>
-        </w:rPr>
-      </w:pPr>
-      <w:r>
-        <w:rPr>
-          <w:rFonts w:ascii="Times New Roman" w:eastAsia="Times New Roman" w:hAnsi="Times New Roman" w:cs="Times New Roman"/>
-          <w:color w:val="000000"/>
-          <w:sz w:val="28"/>
-          <w:szCs w:val="28"/>
-        </w:rPr>
-        <w:t>При этом был документирован период разработки проекта. Было исправлено несколько значительных багов, в особенности – баг, мешавший совместимости игры с другими ПК.</w:t>
-      </w:r>
-    </w:p>
-    <w:p>
-      <w:pPr>
-        <w:keepNext/>
-        <w:keepLines/>
-        <w:pBdr>
-          <w:top w:val="nil"/>
-          <w:left w:val="nil"/>
-          <w:bottom w:val="nil"/>
-          <w:right w:val="nil"/>
-          <w:between w:val="nil"/>
-        </w:pBdr>
-        <w:spacing w:after="0" w:line="360" w:lineRule="auto"/>
-        <w:rPr>
-          <w:rFonts w:ascii="Times New Roman" w:eastAsia="Times New Roman" w:hAnsi="Times New Roman" w:cs="Times New Roman"/>
-          <w:color w:val="000000"/>
-          <w:sz w:val="28"/>
-          <w:szCs w:val="28"/>
-        </w:rPr>
-      </w:pPr>
-    </w:p>
-    <w:p>
-      <w:pPr>
-        <w:keepNext/>
-        <w:keepLines/>
-        <w:pBdr>
-          <w:top w:val="nil"/>
-          <w:left w:val="nil"/>
-          <w:bottom w:val="nil"/>
-          <w:right w:val="nil"/>
-          <w:between w:val="nil"/>
-        </w:pBdr>
-        <w:spacing w:after="0" w:line="360" w:lineRule="auto"/>
-        <w:rPr>
-          <w:rFonts w:ascii="Times New Roman" w:eastAsia="Times New Roman" w:hAnsi="Times New Roman" w:cs="Times New Roman"/>
-          <w:color w:val="000000"/>
-          <w:sz w:val="28"/>
-          <w:szCs w:val="28"/>
-        </w:rPr>
-      </w:pPr>
-      <w:r>
-        <w:rPr>
-          <w:rFonts w:ascii="Times New Roman" w:eastAsia="Times New Roman" w:hAnsi="Times New Roman" w:cs="Times New Roman"/>
-          <w:color w:val="000000"/>
-          <w:sz w:val="28"/>
-          <w:szCs w:val="28"/>
-        </w:rPr>
-        <w:t>Полный проект находится в созданном специально для него репозитории с общим доступом.</w:t>
-      </w:r>
+        <w:lastRenderedPageBreak/>
+        <w:t>Сайт игры</w:t>
+      </w:r>
+    </w:p>
+    <w:p>
+      <w:pPr>
+        <w:keepNext/>
+        <w:keepLines/>
+        <w:pBdr>
+          <w:top w:val="nil"/>
+          <w:left w:val="nil"/>
+          <w:bottom w:val="nil"/>
+          <w:right w:val="nil"/>
+          <w:between w:val="nil"/>
+        </w:pBdr>
+        <w:spacing w:after="0" w:line="360" w:lineRule="auto"/>
+        <w:rPr>
+          <w:rFonts w:ascii="Times New Roman" w:eastAsia="Times New Roman" w:hAnsi="Times New Roman" w:cs="Times New Roman"/>
+          <w:color w:val="000000"/>
+          <w:sz w:val="28"/>
+          <w:szCs w:val="28"/>
+        </w:rPr>
+      </w:pPr>
+    </w:p>
+    <w:p>
+      <w:pPr>
+        <w:keepNext/>
+        <w:keepLines/>
+        <w:pBdr>
+          <w:top w:val="nil"/>
+          <w:left w:val="nil"/>
+          <w:bottom w:val="nil"/>
+          <w:right w:val="nil"/>
+          <w:between w:val="nil"/>
+        </w:pBdr>
+        <w:spacing w:after="0" w:line="360" w:lineRule="auto"/>
+        <w:rPr>
+          <w:rFonts w:ascii="Times New Roman" w:eastAsia="Times New Roman" w:hAnsi="Times New Roman" w:cs="Times New Roman"/>
+          <w:color w:val="000000"/>
+          <w:sz w:val="28"/>
+          <w:szCs w:val="28"/>
+        </w:rPr>
+      </w:pPr>
+      <w:r>
+        <w:rPr>
+          <w:rFonts w:ascii="Times New Roman" w:eastAsia="Times New Roman" w:hAnsi="Times New Roman" w:cs="Times New Roman"/>
+          <w:color w:val="000000"/>
+          <w:sz w:val="28"/>
+          <w:szCs w:val="28"/>
+        </w:rPr>
+        <w:t>Для продвижения нашего проекта было решено сделать сайт для игры, где хранится вся информация о команде</w:t>
+      </w:r>
+      <w:r>
+        <w:rPr>
+          <w:rFonts w:ascii="Times New Roman" w:eastAsia="Times New Roman" w:hAnsi="Times New Roman" w:cs="Times New Roman"/>
+          <w:color w:val="000000"/>
+          <w:sz w:val="28"/>
+          <w:szCs w:val="28"/>
+        </w:rPr>
+        <w:t>, самом проекте, процессе разработки и обновлениях, а также использованных ресурсах.</w:t>
+      </w:r>
+    </w:p>
+    <w:p>
+      <w:pPr>
+        <w:keepNext/>
+        <w:keepLines/>
+        <w:pBdr>
+          <w:top w:val="nil"/>
+          <w:left w:val="nil"/>
+          <w:bottom w:val="nil"/>
+          <w:right w:val="nil"/>
+          <w:between w:val="nil"/>
+        </w:pBdr>
+        <w:spacing w:after="0" w:line="360" w:lineRule="auto"/>
+        <w:rPr>
+          <w:rFonts w:ascii="Times New Roman" w:eastAsia="Times New Roman" w:hAnsi="Times New Roman" w:cs="Times New Roman"/>
+          <w:color w:val="000000"/>
+          <w:sz w:val="28"/>
+          <w:szCs w:val="28"/>
+        </w:rPr>
+      </w:pPr>
+    </w:p>
+    <w:p>
+      <w:pPr>
+        <w:keepNext/>
+        <w:keepLines/>
+        <w:pBdr>
+          <w:top w:val="nil"/>
+          <w:left w:val="nil"/>
+          <w:bottom w:val="nil"/>
+          <w:right w:val="nil"/>
+          <w:between w:val="nil"/>
+        </w:pBdr>
+        <w:spacing w:after="0" w:line="360" w:lineRule="auto"/>
+        <w:rPr>
+          <w:rFonts w:ascii="Times New Roman" w:eastAsia="Times New Roman" w:hAnsi="Times New Roman" w:cs="Times New Roman"/>
+          <w:color w:val="000000"/>
+          <w:sz w:val="28"/>
+          <w:szCs w:val="28"/>
+        </w:rPr>
+      </w:pPr>
+      <w:r>
+        <w:rPr>
+          <w:rFonts w:ascii="Times New Roman" w:eastAsia="Times New Roman" w:hAnsi="Times New Roman" w:cs="Times New Roman"/>
+          <w:color w:val="000000"/>
+          <w:sz w:val="28"/>
+          <w:szCs w:val="28"/>
+        </w:rPr>
+        <w:drawing>
+          <wp:inline distT="0" distB="0" distL="0" distR="0" wp14:anchorId="407824EC" wp14:editId="6A9F71DB">
+            <wp:extent cx="6300470" cy="2918460"/>
+            <wp:effectExtent l="0" t="0" r="5080" b="0"/>
+            <wp:docPr id="5" name="Рисунок 5"/>
+            <wp:cNvGraphicFramePr>
+              <a:graphicFrameLocks xmlns:a="http://schemas.openxmlformats.org/drawingml/2006/main" noChangeAspect="1"/>
+            </wp:cNvGraphicFramePr>
+            <a:graphic xmlns:a="http://schemas.openxmlformats.org/drawingml/2006/main">
+              <a:graphicData uri="http://schemas.openxmlformats.org/drawingml/2006/picture">
+                <pic:pic xmlns:pic="http://schemas.openxmlformats.org/drawingml/2006/picture">
+                  <pic:nvPicPr>
+                    <pic:cNvPr id="1" name=""/>
+                    <pic:cNvPicPr/>
+                  </pic:nvPicPr>
+                  <pic:blipFill>
+                    <a:blip r:embed="rId11"/>
+                    <a:stretch>
+                      <a:fillRect/>
+                    </a:stretch>
+                  </pic:blipFill>
+                  <pic:spPr>
+                    <a:xfrm>
+                      <a:off x="0" y="0"/>
+                      <a:ext cx="6300470" cy="2918460"/>
+                    </a:xfrm>
+                    <a:prstGeom prst="rect">
+                      <a:avLst/>
+                    </a:prstGeom>
+                  </pic:spPr>
+                </pic:pic>
+              </a:graphicData>
+            </a:graphic>
+          </wp:inline>
+        </w:drawing>
+      </w:r>
+    </w:p>
+    <w:p>
+      <w:pPr>
+        <w:keepNext/>
+        <w:keepLines/>
+        <w:pBdr>
+          <w:top w:val="nil"/>
+          <w:left w:val="nil"/>
+          <w:bottom w:val="nil"/>
+          <w:right w:val="nil"/>
+          <w:between w:val="nil"/>
+        </w:pBdr>
+        <w:spacing w:after="0" w:line="360" w:lineRule="auto"/>
+        <w:rPr>
+          <w:rFonts w:ascii="Times New Roman" w:eastAsia="Times New Roman" w:hAnsi="Times New Roman" w:cs="Times New Roman"/>
+          <w:color w:val="000000"/>
+          <w:sz w:val="28"/>
+          <w:szCs w:val="28"/>
+        </w:rPr>
+      </w:pPr>
+      <w:r>
+        <w:rPr>
+          <w:rFonts w:ascii="Times New Roman" w:eastAsia="Times New Roman" w:hAnsi="Times New Roman" w:cs="Times New Roman"/>
+          <w:color w:val="000000"/>
+          <w:sz w:val="28"/>
+          <w:szCs w:val="28"/>
+        </w:rPr>
+        <w:drawing>
+          <wp:inline distT="0" distB="0" distL="0" distR="0" wp14:anchorId="18D0693C" wp14:editId="278BDEBD">
+            <wp:extent cx="6300470" cy="3069590"/>
+            <wp:effectExtent l="0" t="0" r="5080" b="0"/>
+            <wp:docPr id="6" name="Рисунок 6"/>
+            <wp:cNvGraphicFramePr>
+              <a:graphicFrameLocks xmlns:a="http://schemas.openxmlformats.org/drawingml/2006/main" noChangeAspect="1"/>
+            </wp:cNvGraphicFramePr>
+            <a:graphic xmlns:a="http://schemas.openxmlformats.org/drawingml/2006/main">
+              <a:graphicData uri="http://schemas.openxmlformats.org/drawingml/2006/picture">
+                <pic:pic xmlns:pic="http://schemas.openxmlformats.org/drawingml/2006/picture">
+                  <pic:nvPicPr>
+                    <pic:cNvPr id="1" name=""/>
+                    <pic:cNvPicPr/>
+                  </pic:nvPicPr>
+                  <pic:blipFill>
+                    <a:blip r:embed="rId12"/>
+                    <a:stretch>
+                      <a:fillRect/>
+                    </a:stretch>
+                  </pic:blipFill>
+                  <pic:spPr>
+                    <a:xfrm>
+                      <a:off x="0" y="0"/>
+                      <a:ext cx="6300470" cy="3069590"/>
+                    </a:xfrm>
+                    <a:prstGeom prst="rect">
+                      <a:avLst/>
+                    </a:prstGeom>
+                  </pic:spPr>
+                </pic:pic>
+              </a:graphicData>
+            </a:graphic>
+          </wp:inline>
+        </w:drawing>
+      </w:r>
+    </w:p>
+    <w:p>
+      <w:pPr>
+        <w:keepNext/>
+        <w:keepLines/>
+        <w:pBdr>
+          <w:top w:val="nil"/>
+          <w:left w:val="nil"/>
+          <w:bottom w:val="nil"/>
+          <w:right w:val="nil"/>
+          <w:between w:val="nil"/>
+        </w:pBdr>
+        <w:spacing w:after="0" w:line="360" w:lineRule="auto"/>
+        <w:rPr>
+          <w:rFonts w:ascii="Times New Roman" w:eastAsia="Times New Roman" w:hAnsi="Times New Roman" w:cs="Times New Roman"/>
+          <w:color w:val="000000"/>
+          <w:sz w:val="28"/>
+          <w:szCs w:val="28"/>
+        </w:rPr>
+      </w:pPr>
+      <w:r>
+        <w:rPr>
+          <w:rFonts w:ascii="Times New Roman" w:eastAsia="Times New Roman" w:hAnsi="Times New Roman" w:cs="Times New Roman"/>
+          <w:color w:val="000000"/>
+          <w:sz w:val="28"/>
+          <w:szCs w:val="28"/>
+        </w:rPr>
+        <w:lastRenderedPageBreak/>
+        <w:drawing>
+          <wp:inline distT="0" distB="0" distL="0" distR="0" wp14:anchorId="3842A3DE" wp14:editId="2FEDD9FF">
+            <wp:extent cx="6300470" cy="2019300"/>
+            <wp:effectExtent l="0" t="0" r="5080" b="0"/>
+            <wp:docPr id="7" name="Рисунок 7"/>
+            <wp:cNvGraphicFramePr>
+              <a:graphicFrameLocks xmlns:a="http://schemas.openxmlformats.org/drawingml/2006/main" noChangeAspect="1"/>
+            </wp:cNvGraphicFramePr>
+            <a:graphic xmlns:a="http://schemas.openxmlformats.org/drawingml/2006/main">
+              <a:graphicData uri="http://schemas.openxmlformats.org/drawingml/2006/picture">
+                <pic:pic xmlns:pic="http://schemas.openxmlformats.org/drawingml/2006/picture">
+                  <pic:nvPicPr>
+                    <pic:cNvPr id="1" name=""/>
+                    <pic:cNvPicPr/>
+                  </pic:nvPicPr>
+                  <pic:blipFill rotWithShape="1">
+                    <a:blip r:embed="rId13"/>
+                    <a:srcRect b="24033"/>
+                    <a:stretch/>
+                  </pic:blipFill>
+                  <pic:spPr bwMode="auto">
+                    <a:xfrm>
+                      <a:off x="0" y="0"/>
+                      <a:ext cx="6300470" cy="2019300"/>
+                    </a:xfrm>
+                    <a:prstGeom prst="rect">
+                      <a:avLst/>
+                    </a:prstGeom>
+                    <a:ln>
+                      <a:noFill/>
+                    </a:ln>
+                    <a:extLst>
+                      <a:ext uri="{53640926-AAD7-44D8-BBD7-CCE9431645EC}">
+                        <a14:shadowObscured xmlns:a14="http://schemas.microsoft.com/office/drawing/2010/main"/>
+                      </a:ext>
+                    </a:extLst>
+                  </pic:spPr>
+                </pic:pic>
+              </a:graphicData>
+            </a:graphic>
+          </wp:inline>
+        </w:drawing>
+      </w:r>
+    </w:p>
+    <w:p>
+      <w:pPr>
+        <w:keepNext/>
+        <w:keepLines/>
+        <w:pBdr>
+          <w:top w:val="nil"/>
+          <w:left w:val="nil"/>
+          <w:bottom w:val="nil"/>
+          <w:right w:val="nil"/>
+          <w:between w:val="nil"/>
+        </w:pBdr>
+        <w:spacing w:after="0" w:line="360" w:lineRule="auto"/>
+        <w:rPr>
+          <w:rFonts w:ascii="Times New Roman" w:eastAsia="Times New Roman" w:hAnsi="Times New Roman" w:cs="Times New Roman"/>
+          <w:color w:val="000000"/>
+          <w:sz w:val="28"/>
+          <w:szCs w:val="28"/>
+        </w:rPr>
+      </w:pPr>
+      <w:r>
+        <w:rPr>
+          <w:rFonts w:ascii="Times New Roman" w:eastAsia="Times New Roman" w:hAnsi="Times New Roman" w:cs="Times New Roman"/>
+          <w:color w:val="000000"/>
+          <w:sz w:val="28"/>
+          <w:szCs w:val="28"/>
+        </w:rPr>
+        <w:drawing>
+          <wp:inline distT="0" distB="0" distL="0" distR="0" wp14:anchorId="165ECC75" wp14:editId="38514793">
+            <wp:extent cx="6300470" cy="3000375"/>
+            <wp:effectExtent l="0" t="0" r="5080" b="9525"/>
+            <wp:docPr id="8" name="Рисунок 8"/>
+            <wp:cNvGraphicFramePr>
+              <a:graphicFrameLocks xmlns:a="http://schemas.openxmlformats.org/drawingml/2006/main" noChangeAspect="1"/>
+            </wp:cNvGraphicFramePr>
+            <a:graphic xmlns:a="http://schemas.openxmlformats.org/drawingml/2006/main">
+              <a:graphicData uri="http://schemas.openxmlformats.org/drawingml/2006/picture">
+                <pic:pic xmlns:pic="http://schemas.openxmlformats.org/drawingml/2006/picture">
+                  <pic:nvPicPr>
+                    <pic:cNvPr id="1" name=""/>
+                    <pic:cNvPicPr/>
+                  </pic:nvPicPr>
+                  <pic:blipFill>
+                    <a:blip r:embed="rId14"/>
+                    <a:stretch>
+                      <a:fillRect/>
+                    </a:stretch>
+                  </pic:blipFill>
+                  <pic:spPr>
+                    <a:xfrm>
+                      <a:off x="0" y="0"/>
+                      <a:ext cx="6300470" cy="3000375"/>
+                    </a:xfrm>
+                    <a:prstGeom prst="rect">
+                      <a:avLst/>
+                    </a:prstGeom>
+                  </pic:spPr>
+                </pic:pic>
+              </a:graphicData>
+            </a:graphic>
+          </wp:inline>
+        </w:drawing>
+      </w:r>
+    </w:p>
+    <w:p>
+      <w:pPr>
+        <w:keepNext/>
+        <w:keepLines/>
+        <w:pBdr>
+          <w:top w:val="nil"/>
+          <w:left w:val="nil"/>
+          <w:bottom w:val="nil"/>
+          <w:right w:val="nil"/>
+          <w:between w:val="nil"/>
+        </w:pBdr>
+        <w:spacing w:after="0" w:line="360" w:lineRule="auto"/>
+        <w:rPr>
+          <w:rFonts w:ascii="Times New Roman" w:eastAsia="Times New Roman" w:hAnsi="Times New Roman" w:cs="Times New Roman"/>
+          <w:color w:val="000000"/>
+          <w:sz w:val="28"/>
+          <w:szCs w:val="28"/>
+        </w:rPr>
+      </w:pPr>
+      <w:r>
+        <w:rPr>
+          <w:rFonts w:ascii="Times New Roman" w:eastAsia="Times New Roman" w:hAnsi="Times New Roman" w:cs="Times New Roman"/>
+          <w:color w:val="000000"/>
+          <w:sz w:val="28"/>
+          <w:szCs w:val="28"/>
+        </w:rPr>
+        <w:drawing>
+          <wp:inline distT="0" distB="0" distL="0" distR="0" wp14:anchorId="4FFE745F" wp14:editId="56DAE6FD">
+            <wp:extent cx="6300470" cy="1779905"/>
+            <wp:effectExtent l="0" t="0" r="5080" b="0"/>
+            <wp:docPr id="9" name="Рисунок 9"/>
+            <wp:cNvGraphicFramePr>
+              <a:graphicFrameLocks xmlns:a="http://schemas.openxmlformats.org/drawingml/2006/main" noChangeAspect="1"/>
+            </wp:cNvGraphicFramePr>
+            <a:graphic xmlns:a="http://schemas.openxmlformats.org/drawingml/2006/main">
+              <a:graphicData uri="http://schemas.openxmlformats.org/drawingml/2006/picture">
+                <pic:pic xmlns:pic="http://schemas.openxmlformats.org/drawingml/2006/picture">
+                  <pic:nvPicPr>
+                    <pic:cNvPr id="1" name=""/>
+                    <pic:cNvPicPr/>
+                  </pic:nvPicPr>
+                  <pic:blipFill>
+                    <a:blip r:embed="rId15"/>
+                    <a:stretch>
+                      <a:fillRect/>
+                    </a:stretch>
+                  </pic:blipFill>
+                  <pic:spPr>
+                    <a:xfrm>
+                      <a:off x="0" y="0"/>
+                      <a:ext cx="6300470" cy="1779905"/>
+                    </a:xfrm>
+                    <a:prstGeom prst="rect">
+                      <a:avLst/>
+                    </a:prstGeom>
+                  </pic:spPr>
+                </pic:pic>
+              </a:graphicData>
+            </a:graphic>
+          </wp:inline>
+        </w:drawing>
+      </w:r>
+    </w:p>
+    <w:p>
+      <w:pPr>
+        <w:keepNext/>
+        <w:keepLines/>
+        <w:pBdr>
+          <w:top w:val="nil"/>
+          <w:left w:val="nil"/>
+          <w:bottom w:val="nil"/>
+          <w:right w:val="nil"/>
+          <w:between w:val="nil"/>
+        </w:pBdr>
+        <w:spacing w:after="0" w:line="360" w:lineRule="auto"/>
+        <w:rPr>
+          <w:rFonts w:ascii="Times New Roman" w:eastAsia="Times New Roman" w:hAnsi="Times New Roman" w:cs="Times New Roman"/>
+          <w:color w:val="000000"/>
+          <w:sz w:val="28"/>
+          <w:szCs w:val="28"/>
+        </w:rPr>
+      </w:pPr>
+      <w:r>
+        <w:rPr>
+          <w:rFonts w:ascii="Times New Roman" w:eastAsia="Times New Roman" w:hAnsi="Times New Roman" w:cs="Times New Roman"/>
+          <w:color w:val="000000"/>
+          <w:sz w:val="28"/>
+          <w:szCs w:val="28"/>
+        </w:rPr>
+        <w:drawing>
+          <wp:inline distT="0" distB="0" distL="0" distR="0" wp14:anchorId="51F4E67E" wp14:editId="772E954E">
+            <wp:extent cx="6300470" cy="1973580"/>
+            <wp:effectExtent l="0" t="0" r="5080" b="7620"/>
+            <wp:docPr id="10" name="Рисунок 10"/>
+            <wp:cNvGraphicFramePr>
+              <a:graphicFrameLocks xmlns:a="http://schemas.openxmlformats.org/drawingml/2006/main" noChangeAspect="1"/>
+            </wp:cNvGraphicFramePr>
+            <a:graphic xmlns:a="http://schemas.openxmlformats.org/drawingml/2006/main">
+              <a:graphicData uri="http://schemas.openxmlformats.org/drawingml/2006/picture">
+                <pic:pic xmlns:pic="http://schemas.openxmlformats.org/drawingml/2006/picture">
+                  <pic:nvPicPr>
+                    <pic:cNvPr id="1" name=""/>
+                    <pic:cNvPicPr/>
+                  </pic:nvPicPr>
+                  <pic:blipFill>
+                    <a:blip r:embed="rId16"/>
+                    <a:stretch>
+                      <a:fillRect/>
+                    </a:stretch>
+                  </pic:blipFill>
+                  <pic:spPr>
+                    <a:xfrm>
+                      <a:off x="0" y="0"/>
+                      <a:ext cx="6300470" cy="1973580"/>
+                    </a:xfrm>
+                    <a:prstGeom prst="rect">
+                      <a:avLst/>
+                    </a:prstGeom>
+                  </pic:spPr>
+                </pic:pic>
+              </a:graphicData>
+            </a:graphic>
+          </wp:inline>
+        </w:drawing>
+      </w:r>
+    </w:p>
+    <w:p>
+      <w:pPr>
+        <w:keepNext/>
+        <w:keepLines/>
+        <w:pBdr>
+          <w:top w:val="nil"/>
+          <w:left w:val="nil"/>
+          <w:bottom w:val="nil"/>
+          <w:right w:val="nil"/>
+          <w:between w:val="nil"/>
+        </w:pBdr>
+        <w:spacing w:after="0" w:line="360" w:lineRule="auto"/>
+        <w:rPr>
+          <w:rFonts w:ascii="Times New Roman" w:eastAsia="Times New Roman" w:hAnsi="Times New Roman" w:cs="Times New Roman"/>
+          <w:color w:val="000000"/>
+          <w:sz w:val="28"/>
+          <w:szCs w:val="28"/>
+        </w:rPr>
+      </w:pPr>
+      <w:r>
+        <w:rPr>
+          <w:rFonts w:ascii="Times New Roman" w:eastAsia="Times New Roman" w:hAnsi="Times New Roman" w:cs="Times New Roman"/>
+          <w:color w:val="000000"/>
+          <w:sz w:val="28"/>
+          <w:szCs w:val="28"/>
+        </w:rPr>
+        <w:lastRenderedPageBreak/>
+        <w:drawing>
+          <wp:inline distT="0" distB="0" distL="0" distR="0" wp14:anchorId="13815200" wp14:editId="7E10E445">
+            <wp:extent cx="6300470" cy="1870710"/>
+            <wp:effectExtent l="0" t="0" r="5080" b="0"/>
+            <wp:docPr id="11" name="Рисунок 11"/>
+            <wp:cNvGraphicFramePr>
+              <a:graphicFrameLocks xmlns:a="http://schemas.openxmlformats.org/drawingml/2006/main" noChangeAspect="1"/>
+            </wp:cNvGraphicFramePr>
+            <a:graphic xmlns:a="http://schemas.openxmlformats.org/drawingml/2006/main">
+              <a:graphicData uri="http://schemas.openxmlformats.org/drawingml/2006/picture">
+                <pic:pic xmlns:pic="http://schemas.openxmlformats.org/drawingml/2006/picture">
+                  <pic:nvPicPr>
+                    <pic:cNvPr id="1" name=""/>
+                    <pic:cNvPicPr/>
+                  </pic:nvPicPr>
+                  <pic:blipFill>
+                    <a:blip r:embed="rId17"/>
+                    <a:stretch>
+                      <a:fillRect/>
+                    </a:stretch>
+                  </pic:blipFill>
+                  <pic:spPr>
+                    <a:xfrm>
+                      <a:off x="0" y="0"/>
+                      <a:ext cx="6300470" cy="1870710"/>
+                    </a:xfrm>
+                    <a:prstGeom prst="rect">
+                      <a:avLst/>
+                    </a:prstGeom>
+                  </pic:spPr>
+                </pic:pic>
+              </a:graphicData>
+            </a:graphic>
+          </wp:inline>
+        </w:drawing>
+      </w:r>
+    </w:p>
+    <w:p>
+      <w:pPr>
+        <w:keepNext/>
+        <w:keepLines/>
+        <w:pBdr>
+          <w:top w:val="nil"/>
+          <w:left w:val="nil"/>
+          <w:bottom w:val="nil"/>
+          <w:right w:val="nil"/>
+          <w:between w:val="nil"/>
+        </w:pBdr>
+        <w:spacing w:after="0" w:line="360" w:lineRule="auto"/>
+        <w:rPr>
+          <w:rFonts w:ascii="Times New Roman" w:eastAsia="Times New Roman" w:hAnsi="Times New Roman" w:cs="Times New Roman"/>
+          <w:color w:val="000000"/>
+          <w:sz w:val="28"/>
+          <w:szCs w:val="28"/>
+        </w:rPr>
+      </w:pPr>
     </w:p>
     <w:p>
       <w:pPr>
@@ -3322,125 +4232,212 @@
           <w:sz w:val="28"/>
           <w:szCs w:val="28"/>
         </w:rPr>
-        <w:lastRenderedPageBreak/>
-        <w:t>Заключение</w:t>
-      </w:r>
-    </w:p>
-    <w:p>
-      <w:pPr>
-        <w:keepNext/>
-        <w:keepLines/>
-        <w:pBdr>
-          <w:top w:val="nil"/>
-          <w:left w:val="nil"/>
-          <w:bottom w:val="nil"/>
-          <w:right w:val="nil"/>
-          <w:between w:val="nil"/>
-        </w:pBdr>
-        <w:spacing w:after="0" w:line="360" w:lineRule="auto"/>
-        <w:rPr>
-          <w:rFonts w:ascii="Times New Roman" w:eastAsia="Times New Roman" w:hAnsi="Times New Roman" w:cs="Times New Roman"/>
-          <w:color w:val="000000"/>
-          <w:sz w:val="28"/>
-          <w:szCs w:val="28"/>
-        </w:rPr>
-      </w:pPr>
-    </w:p>
-    <w:p>
-      <w:pPr>
-        <w:keepNext/>
-        <w:keepLines/>
-        <w:pBdr>
-          <w:top w:val="nil"/>
-          <w:left w:val="nil"/>
-          <w:bottom w:val="nil"/>
-          <w:right w:val="nil"/>
-          <w:between w:val="nil"/>
-        </w:pBdr>
-        <w:spacing w:after="0" w:line="360" w:lineRule="auto"/>
-        <w:rPr>
-          <w:rFonts w:ascii="Times New Roman" w:eastAsia="Times New Roman" w:hAnsi="Times New Roman" w:cs="Times New Roman"/>
-          <w:color w:val="000000"/>
-          <w:sz w:val="28"/>
-          <w:szCs w:val="28"/>
-        </w:rPr>
-      </w:pPr>
-      <w:r>
-        <w:rPr>
-          <w:rFonts w:ascii="Times New Roman" w:eastAsia="Times New Roman" w:hAnsi="Times New Roman" w:cs="Times New Roman"/>
-          <w:color w:val="000000"/>
-          <w:sz w:val="28"/>
-          <w:szCs w:val="28"/>
-        </w:rPr>
-        <w:t xml:space="preserve">В результате работы был создан актуальный продукт, выполняющий ряд заданных к нему требований. Игры в жанре </w:t>
-      </w:r>
-      <w:r>
-        <w:rPr>
-          <w:rFonts w:ascii="Times New Roman" w:eastAsia="Times New Roman" w:hAnsi="Times New Roman" w:cs="Times New Roman"/>
-          <w:color w:val="000000"/>
-          <w:sz w:val="28"/>
-          <w:szCs w:val="28"/>
-          <w:lang w:val="en-US"/>
-        </w:rPr>
-        <w:t>rogue</w:t>
-      </w:r>
-      <w:r>
-        <w:rPr>
-          <w:rFonts w:ascii="Times New Roman" w:eastAsia="Times New Roman" w:hAnsi="Times New Roman" w:cs="Times New Roman"/>
-          <w:color w:val="000000"/>
-          <w:sz w:val="28"/>
-          <w:szCs w:val="28"/>
-        </w:rPr>
-        <w:t>-</w:t>
-      </w:r>
-      <w:r>
-        <w:rPr>
-          <w:rFonts w:ascii="Times New Roman" w:eastAsia="Times New Roman" w:hAnsi="Times New Roman" w:cs="Times New Roman"/>
-          <w:color w:val="000000"/>
-          <w:sz w:val="28"/>
-          <w:szCs w:val="28"/>
-          <w:lang w:val="en-US"/>
-        </w:rPr>
-        <w:t>like</w:t>
-      </w:r>
-      <w:r>
-        <w:rPr>
-          <w:rFonts w:ascii="Times New Roman" w:eastAsia="Times New Roman" w:hAnsi="Times New Roman" w:cs="Times New Roman"/>
-          <w:color w:val="000000"/>
-          <w:sz w:val="28"/>
-          <w:szCs w:val="28"/>
-        </w:rPr>
-        <w:t xml:space="preserve"> </w:t>
-      </w:r>
-      <w:r>
-        <w:rPr>
-          <w:rFonts w:ascii="Times New Roman" w:eastAsia="Times New Roman" w:hAnsi="Times New Roman" w:cs="Times New Roman"/>
-          <w:color w:val="000000"/>
-          <w:sz w:val="28"/>
-          <w:szCs w:val="28"/>
-        </w:rPr>
-        <w:t>никогда не теряют своей популярности, и эта конкретная игра конкурентноспособна. Был получен важный опыт в создании новых игр, в ведении официальных проектов и профессиональной разработке.</w:t>
-      </w:r>
-    </w:p>
-    <w:p>
-      <w:pPr>
-        <w:keepNext/>
-        <w:keepLines/>
-        <w:pBdr>
-          <w:top w:val="nil"/>
-          <w:left w:val="nil"/>
-          <w:bottom w:val="nil"/>
-          <w:right w:val="nil"/>
-          <w:between w:val="nil"/>
-        </w:pBdr>
-        <w:spacing w:after="0" w:line="360" w:lineRule="auto"/>
-        <w:rPr>
-          <w:rFonts w:ascii="Times New Roman" w:eastAsia="Times New Roman" w:hAnsi="Times New Roman" w:cs="Times New Roman"/>
-          <w:color w:val="000000"/>
-          <w:sz w:val="28"/>
-          <w:szCs w:val="28"/>
-        </w:rPr>
-      </w:pPr>
+        <w:t>Достигнутые результаты</w:t>
+      </w:r>
+    </w:p>
+    <w:p>
+      <w:pPr>
+        <w:keepNext/>
+        <w:keepLines/>
+        <w:pBdr>
+          <w:top w:val="nil"/>
+          <w:left w:val="nil"/>
+          <w:bottom w:val="nil"/>
+          <w:right w:val="nil"/>
+          <w:between w:val="nil"/>
+        </w:pBdr>
+        <w:spacing w:after="0" w:line="360" w:lineRule="auto"/>
+        <w:rPr>
+          <w:rFonts w:ascii="Times New Roman" w:eastAsia="Times New Roman" w:hAnsi="Times New Roman" w:cs="Times New Roman"/>
+          <w:color w:val="000000"/>
+          <w:sz w:val="28"/>
+          <w:szCs w:val="28"/>
+        </w:rPr>
+      </w:pPr>
+    </w:p>
+    <w:p>
+      <w:pPr>
+        <w:keepNext/>
+        <w:keepLines/>
+        <w:pBdr>
+          <w:top w:val="nil"/>
+          <w:left w:val="nil"/>
+          <w:bottom w:val="nil"/>
+          <w:right w:val="nil"/>
+          <w:between w:val="nil"/>
+        </w:pBdr>
+        <w:spacing w:after="0" w:line="360" w:lineRule="auto"/>
+        <w:rPr>
+          <w:rFonts w:ascii="Times New Roman" w:eastAsia="Times New Roman" w:hAnsi="Times New Roman" w:cs="Times New Roman"/>
+          <w:color w:val="000000"/>
+          <w:sz w:val="28"/>
+          <w:szCs w:val="28"/>
+        </w:rPr>
+      </w:pPr>
+      <w:r>
+        <w:rPr>
+          <w:rFonts w:ascii="Times New Roman" w:eastAsia="Times New Roman" w:hAnsi="Times New Roman" w:cs="Times New Roman"/>
+          <w:color w:val="000000"/>
+          <w:sz w:val="28"/>
+          <w:szCs w:val="28"/>
+        </w:rPr>
+        <w:t xml:space="preserve">В результате были реализованы все заявленные механики. Игра способна запускаться на многих устройствах, </w:t>
+      </w:r>
+      <w:r>
+        <w:rPr>
+          <w:rFonts w:ascii="Times New Roman" w:eastAsia="Times New Roman" w:hAnsi="Times New Roman" w:cs="Times New Roman"/>
+          <w:color w:val="000000"/>
+          <w:sz w:val="28"/>
+          <w:szCs w:val="28"/>
+        </w:rPr>
+        <w:t>имеет процедурную генерацию, механики боя и исследования подземелий. Прогресс игрока упрощается внутриигровыми логами.</w:t>
+      </w:r>
+    </w:p>
+    <w:p>
+      <w:pPr>
+        <w:keepNext/>
+        <w:keepLines/>
+        <w:pBdr>
+          <w:top w:val="nil"/>
+          <w:left w:val="nil"/>
+          <w:bottom w:val="nil"/>
+          <w:right w:val="nil"/>
+          <w:between w:val="nil"/>
+        </w:pBdr>
+        <w:spacing w:after="0" w:line="360" w:lineRule="auto"/>
+        <w:rPr>
+          <w:rFonts w:ascii="Times New Roman" w:eastAsia="Times New Roman" w:hAnsi="Times New Roman" w:cs="Times New Roman"/>
+          <w:color w:val="000000"/>
+          <w:sz w:val="28"/>
+          <w:szCs w:val="28"/>
+        </w:rPr>
+      </w:pPr>
+    </w:p>
+    <w:p>
+      <w:pPr>
+        <w:keepNext/>
+        <w:keepLines/>
+        <w:pBdr>
+          <w:top w:val="nil"/>
+          <w:left w:val="nil"/>
+          <w:bottom w:val="nil"/>
+          <w:right w:val="nil"/>
+          <w:between w:val="nil"/>
+        </w:pBdr>
+        <w:spacing w:after="0" w:line="360" w:lineRule="auto"/>
+        <w:rPr>
+          <w:rFonts w:ascii="Times New Roman" w:eastAsia="Times New Roman" w:hAnsi="Times New Roman" w:cs="Times New Roman"/>
+          <w:color w:val="000000"/>
+          <w:sz w:val="28"/>
+          <w:szCs w:val="28"/>
+        </w:rPr>
+      </w:pPr>
+      <w:r>
+        <w:rPr>
+          <w:rFonts w:ascii="Times New Roman" w:eastAsia="Times New Roman" w:hAnsi="Times New Roman" w:cs="Times New Roman"/>
+          <w:color w:val="000000"/>
+          <w:sz w:val="28"/>
+          <w:szCs w:val="28"/>
+        </w:rPr>
+        <w:t>При этом был документирован период разработки проекта. Было исправлено несколько значительных багов, в особенности – баг, мешавший совместимости игры с другими ПК.</w:t>
+      </w:r>
+    </w:p>
+    <w:p>
+      <w:pPr>
+        <w:keepNext/>
+        <w:keepLines/>
+        <w:pBdr>
+          <w:top w:val="nil"/>
+          <w:left w:val="nil"/>
+          <w:bottom w:val="nil"/>
+          <w:right w:val="nil"/>
+          <w:between w:val="nil"/>
+        </w:pBdr>
+        <w:spacing w:after="0" w:line="360" w:lineRule="auto"/>
+        <w:rPr>
+          <w:rFonts w:ascii="Times New Roman" w:eastAsia="Times New Roman" w:hAnsi="Times New Roman" w:cs="Times New Roman"/>
+          <w:color w:val="000000"/>
+          <w:sz w:val="28"/>
+          <w:szCs w:val="28"/>
+        </w:rPr>
+      </w:pPr>
+    </w:p>
+    <w:p>
+      <w:pPr>
+        <w:keepNext/>
+        <w:keepLines/>
+        <w:pBdr>
+          <w:top w:val="nil"/>
+          <w:left w:val="nil"/>
+          <w:bottom w:val="nil"/>
+          <w:right w:val="nil"/>
+          <w:between w:val="nil"/>
+        </w:pBdr>
+        <w:spacing w:after="0" w:line="360" w:lineRule="auto"/>
+        <w:rPr>
+          <w:rFonts w:ascii="Times New Roman" w:eastAsia="Times New Roman" w:hAnsi="Times New Roman" w:cs="Times New Roman"/>
+          <w:color w:val="000000"/>
+          <w:sz w:val="28"/>
+          <w:szCs w:val="28"/>
+        </w:rPr>
+      </w:pPr>
+      <w:r>
+        <w:rPr>
+          <w:rFonts w:ascii="Times New Roman" w:eastAsia="Times New Roman" w:hAnsi="Times New Roman" w:cs="Times New Roman"/>
+          <w:color w:val="000000"/>
+          <w:sz w:val="28"/>
+          <w:szCs w:val="28"/>
+        </w:rPr>
+        <w:t>Полный проект находится в созданном специально для него репозитории с общим доступом.</w:t>
+      </w:r>
+      <w:r>
+        <w:rPr>
+          <w:rFonts w:ascii="Times New Roman" w:eastAsia="Times New Roman" w:hAnsi="Times New Roman" w:cs="Times New Roman"/>
+          <w:color w:val="000000"/>
+          <w:sz w:val="28"/>
+          <w:szCs w:val="28"/>
+        </w:rPr>
+        <w:t xml:space="preserve"> Сайт проекта позволяет больше ознакомиться с командой и историей создания.</w:t>
+      </w:r>
+    </w:p>
+    <w:p>
+      <w:pPr>
+        <w:keepNext/>
+        <w:keepLines/>
+        <w:pBdr>
+          <w:top w:val="nil"/>
+          <w:left w:val="nil"/>
+          <w:bottom w:val="nil"/>
+          <w:right w:val="nil"/>
+          <w:between w:val="nil"/>
+        </w:pBdr>
+        <w:spacing w:after="0" w:line="360" w:lineRule="auto"/>
+        <w:rPr>
+          <w:rFonts w:ascii="Times New Roman" w:eastAsia="Times New Roman" w:hAnsi="Times New Roman" w:cs="Times New Roman"/>
+          <w:color w:val="000000"/>
+          <w:sz w:val="28"/>
+          <w:szCs w:val="28"/>
+        </w:rPr>
+      </w:pPr>
+    </w:p>
+    <w:p>
+      <w:pPr>
+        <w:rPr>
+          <w:rFonts w:ascii="Times New Roman" w:eastAsia="Times New Roman" w:hAnsi="Times New Roman" w:cs="Times New Roman"/>
+          <w:color w:val="000000"/>
+          <w:sz w:val="28"/>
+          <w:szCs w:val="28"/>
+        </w:rPr>
+      </w:pPr>
+      <w:r>
+        <w:rPr>
+          <w:rFonts w:ascii="Times New Roman" w:eastAsia="Times New Roman" w:hAnsi="Times New Roman" w:cs="Times New Roman"/>
+          <w:color w:val="000000"/>
+          <w:sz w:val="28"/>
+          <w:szCs w:val="28"/>
+        </w:rPr>
+        <w:br w:type="page"/>
+      </w:r>
     </w:p>
     <w:p>
       <w:pPr>
@@ -3493,6 +4490,319 @@
           <w:sz w:val="28"/>
           <w:szCs w:val="28"/>
         </w:rPr>
+        <w:t>ЗАКЛЮЧЕНИЕ</w:t>
+      </w:r>
+    </w:p>
+    <w:p>
+      <w:pPr>
+        <w:keepNext/>
+        <w:keepLines/>
+        <w:pBdr>
+          <w:top w:val="nil"/>
+          <w:left w:val="nil"/>
+          <w:bottom w:val="nil"/>
+          <w:right w:val="nil"/>
+          <w:between w:val="nil"/>
+        </w:pBdr>
+        <w:spacing w:after="0" w:line="360" w:lineRule="auto"/>
+        <w:rPr>
+          <w:rFonts w:ascii="Times New Roman" w:eastAsia="Times New Roman" w:hAnsi="Times New Roman" w:cs="Times New Roman"/>
+          <w:color w:val="000000"/>
+          <w:sz w:val="28"/>
+          <w:szCs w:val="28"/>
+        </w:rPr>
+      </w:pPr>
+    </w:p>
+    <w:p>
+      <w:pPr>
+        <w:keepNext/>
+        <w:keepLines/>
+        <w:pBdr>
+          <w:top w:val="nil"/>
+          <w:left w:val="nil"/>
+          <w:bottom w:val="nil"/>
+          <w:right w:val="nil"/>
+          <w:between w:val="nil"/>
+        </w:pBdr>
+        <w:spacing w:after="0" w:line="360" w:lineRule="auto"/>
+        <w:rPr>
+          <w:rFonts w:ascii="Times New Roman" w:eastAsia="Times New Roman" w:hAnsi="Times New Roman" w:cs="Times New Roman"/>
+          <w:color w:val="000000"/>
+          <w:sz w:val="28"/>
+          <w:szCs w:val="28"/>
+        </w:rPr>
+      </w:pPr>
+      <w:r>
+        <w:rPr>
+          <w:rFonts w:ascii="Times New Roman" w:eastAsia="Times New Roman" w:hAnsi="Times New Roman" w:cs="Times New Roman"/>
+          <w:color w:val="000000"/>
+          <w:sz w:val="28"/>
+          <w:szCs w:val="28"/>
+        </w:rPr>
+        <w:t xml:space="preserve">В результате работы был создан актуальный продукт, выполняющий ряд заданных к нему требований. Игры в жанре </w:t>
+      </w:r>
+      <w:r>
+        <w:rPr>
+          <w:rFonts w:ascii="Times New Roman" w:eastAsia="Times New Roman" w:hAnsi="Times New Roman" w:cs="Times New Roman"/>
+          <w:color w:val="000000"/>
+          <w:sz w:val="28"/>
+          <w:szCs w:val="28"/>
+          <w:lang w:val="en-US"/>
+        </w:rPr>
+        <w:t>rogue</w:t>
+      </w:r>
+      <w:r>
+        <w:rPr>
+          <w:rFonts w:ascii="Times New Roman" w:eastAsia="Times New Roman" w:hAnsi="Times New Roman" w:cs="Times New Roman"/>
+          <w:color w:val="000000"/>
+          <w:sz w:val="28"/>
+          <w:szCs w:val="28"/>
+        </w:rPr>
+        <w:t>-</w:t>
+      </w:r>
+      <w:r>
+        <w:rPr>
+          <w:rFonts w:ascii="Times New Roman" w:eastAsia="Times New Roman" w:hAnsi="Times New Roman" w:cs="Times New Roman"/>
+          <w:color w:val="000000"/>
+          <w:sz w:val="28"/>
+          <w:szCs w:val="28"/>
+          <w:lang w:val="en-US"/>
+        </w:rPr>
+        <w:t>like</w:t>
+      </w:r>
+      <w:r>
+        <w:rPr>
+          <w:rFonts w:ascii="Times New Roman" w:eastAsia="Times New Roman" w:hAnsi="Times New Roman" w:cs="Times New Roman"/>
+          <w:color w:val="000000"/>
+          <w:sz w:val="28"/>
+          <w:szCs w:val="28"/>
+        </w:rPr>
+        <w:t xml:space="preserve"> </w:t>
+      </w:r>
+      <w:r>
+        <w:rPr>
+          <w:rFonts w:ascii="Times New Roman" w:eastAsia="Times New Roman" w:hAnsi="Times New Roman" w:cs="Times New Roman"/>
+          <w:color w:val="000000"/>
+          <w:sz w:val="28"/>
+          <w:szCs w:val="28"/>
+        </w:rPr>
+        <w:t>никогда не теряют своей популярности, и эта конкретная игра конкурентоспособна. Был получен важный опыт в создании новых игр, в ведении официальных проектов и профессиональной разработке.</w:t>
+      </w:r>
+    </w:p>
+    <w:p>
+      <w:pPr>
+        <w:keepNext/>
+        <w:keepLines/>
+        <w:pBdr>
+          <w:top w:val="nil"/>
+          <w:left w:val="nil"/>
+          <w:bottom w:val="nil"/>
+          <w:right w:val="nil"/>
+          <w:between w:val="nil"/>
+        </w:pBdr>
+        <w:spacing w:after="0" w:line="360" w:lineRule="auto"/>
+        <w:rPr>
+          <w:rStyle w:val="a8"/>
+          <w:rFonts w:ascii="Times New Roman" w:eastAsia="Times New Roman" w:hAnsi="Times New Roman" w:cs="Times New Roman"/>
+          <w:sz w:val="28"/>
+          <w:szCs w:val="28"/>
+        </w:rPr>
+      </w:pPr>
+    </w:p>
+    <w:p>
+      <w:pPr>
+        <w:keepNext/>
+        <w:keepLines/>
+        <w:pBdr>
+          <w:top w:val="nil"/>
+          <w:left w:val="nil"/>
+          <w:bottom w:val="nil"/>
+          <w:right w:val="nil"/>
+          <w:between w:val="nil"/>
+        </w:pBdr>
+        <w:spacing w:after="0" w:line="360" w:lineRule="auto"/>
+        <w:jc w:val="center"/>
+        <w:rPr>
+          <w:rFonts w:ascii="Times New Roman" w:eastAsia="Times New Roman" w:hAnsi="Times New Roman" w:cs="Times New Roman"/>
+          <w:b/>
+          <w:bCs/>
+          <w:color w:val="000000"/>
+          <w:sz w:val="28"/>
+          <w:szCs w:val="28"/>
+        </w:rPr>
+      </w:pPr>
+      <w:r>
+        <w:rPr>
+          <w:rFonts w:ascii="Times New Roman" w:eastAsia="Times New Roman" w:hAnsi="Times New Roman" w:cs="Times New Roman"/>
+          <w:b/>
+          <w:bCs/>
+          <w:color w:val="000000"/>
+          <w:sz w:val="28"/>
+          <w:szCs w:val="28"/>
+        </w:rPr>
+        <w:t>Использованные материалы</w:t>
+      </w:r>
+    </w:p>
+    <w:p>
+      <w:pPr>
+        <w:keepNext/>
+        <w:keepLines/>
+        <w:pBdr>
+          <w:top w:val="nil"/>
+          <w:left w:val="nil"/>
+          <w:bottom w:val="nil"/>
+          <w:right w:val="nil"/>
+          <w:between w:val="nil"/>
+        </w:pBdr>
+        <w:spacing w:after="0" w:line="360" w:lineRule="auto"/>
+        <w:jc w:val="center"/>
+        <w:rPr>
+          <w:rFonts w:ascii="Times New Roman" w:eastAsia="Times New Roman" w:hAnsi="Times New Roman" w:cs="Times New Roman"/>
+          <w:b/>
+          <w:bCs/>
+          <w:color w:val="000000"/>
+          <w:sz w:val="28"/>
+          <w:szCs w:val="28"/>
+        </w:rPr>
+      </w:pPr>
+    </w:p>
+    <w:p>
+      <w:pPr>
+        <w:keepNext/>
+        <w:keepLines/>
+        <w:pBdr>
+          <w:top w:val="nil"/>
+          <w:left w:val="nil"/>
+          <w:bottom w:val="nil"/>
+          <w:right w:val="nil"/>
+          <w:between w:val="nil"/>
+        </w:pBdr>
+        <w:spacing w:after="0" w:line="360" w:lineRule="auto"/>
+        <w:rPr>
+          <w:rFonts w:ascii="Times New Roman" w:eastAsia="Times New Roman" w:hAnsi="Times New Roman" w:cs="Times New Roman"/>
+          <w:color w:val="000000"/>
+          <w:sz w:val="28"/>
+          <w:szCs w:val="28"/>
+          <w:lang w:val="en-US"/>
+        </w:rPr>
+      </w:pPr>
+      <w:r>
+        <w:rPr>
+          <w:rFonts w:ascii="Times New Roman" w:eastAsia="Times New Roman" w:hAnsi="Times New Roman" w:cs="Times New Roman"/>
+          <w:color w:val="000000"/>
+          <w:sz w:val="28"/>
+          <w:szCs w:val="28"/>
+          <w:lang w:val="en-US"/>
+        </w:rPr>
+        <w:t>Roguelike Tutorial Revised:</w:t>
+      </w:r>
+    </w:p>
+    <w:p>
+      <w:pPr>
+        <w:keepNext/>
+        <w:keepLines/>
+        <w:pBdr>
+          <w:top w:val="nil"/>
+          <w:left w:val="nil"/>
+          <w:bottom w:val="nil"/>
+          <w:right w:val="nil"/>
+          <w:between w:val="nil"/>
+        </w:pBdr>
+        <w:spacing w:after="0" w:line="360" w:lineRule="auto"/>
+        <w:rPr>
+          <w:rFonts w:ascii="Times New Roman" w:eastAsia="Times New Roman" w:hAnsi="Times New Roman" w:cs="Times New Roman"/>
+          <w:color w:val="000000"/>
+          <w:sz w:val="28"/>
+          <w:szCs w:val="28"/>
+          <w:lang w:val="en-US"/>
+        </w:rPr>
+      </w:pPr>
+      <w:hyperlink r:id="rId18" w:history="1">
+        <w:r>
+          <w:rPr>
+            <w:rStyle w:val="a8"/>
+            <w:rFonts w:ascii="Times New Roman" w:eastAsia="Times New Roman" w:hAnsi="Times New Roman" w:cs="Times New Roman"/>
+            <w:sz w:val="28"/>
+            <w:szCs w:val="28"/>
+            <w:lang w:val="en-US"/>
+          </w:rPr>
+          <w:t>https://rogueliketutorials.com/tutorials/tcod/v2/</w:t>
+        </w:r>
+      </w:hyperlink>
+    </w:p>
+    <w:p>
+      <w:pPr>
+        <w:keepNext/>
+        <w:keepLines/>
+        <w:pBdr>
+          <w:top w:val="nil"/>
+          <w:left w:val="nil"/>
+          <w:bottom w:val="nil"/>
+          <w:right w:val="nil"/>
+          <w:between w:val="nil"/>
+        </w:pBdr>
+        <w:spacing w:after="0" w:line="360" w:lineRule="auto"/>
+        <w:rPr>
+          <w:rFonts w:ascii="Times New Roman" w:eastAsia="Times New Roman" w:hAnsi="Times New Roman" w:cs="Times New Roman"/>
+          <w:color w:val="000000"/>
+          <w:sz w:val="28"/>
+          <w:szCs w:val="28"/>
+          <w:lang w:val="en-US"/>
+        </w:rPr>
+      </w:pPr>
+    </w:p>
+    <w:p>
+      <w:pPr>
+        <w:keepNext/>
+        <w:keepLines/>
+        <w:pBdr>
+          <w:top w:val="nil"/>
+          <w:left w:val="nil"/>
+          <w:bottom w:val="nil"/>
+          <w:right w:val="nil"/>
+          <w:between w:val="nil"/>
+        </w:pBdr>
+        <w:spacing w:after="0" w:line="360" w:lineRule="auto"/>
+        <w:rPr>
+          <w:rFonts w:ascii="Times New Roman" w:eastAsia="Times New Roman" w:hAnsi="Times New Roman" w:cs="Times New Roman"/>
+          <w:color w:val="000000"/>
+          <w:sz w:val="28"/>
+          <w:szCs w:val="28"/>
+          <w:lang w:val="en-US"/>
+        </w:rPr>
+      </w:pPr>
+    </w:p>
+    <w:p>
+      <w:pPr>
+        <w:keepNext/>
+        <w:keepLines/>
+        <w:pBdr>
+          <w:top w:val="nil"/>
+          <w:left w:val="nil"/>
+          <w:bottom w:val="nil"/>
+          <w:right w:val="nil"/>
+          <w:between w:val="nil"/>
+        </w:pBdr>
+        <w:spacing w:after="0" w:line="360" w:lineRule="auto"/>
+        <w:jc w:val="center"/>
+        <w:rPr>
+          <w:rFonts w:ascii="Times New Roman" w:eastAsia="Times New Roman" w:hAnsi="Times New Roman" w:cs="Times New Roman"/>
+          <w:b/>
+          <w:bCs/>
+          <w:color w:val="000000"/>
+          <w:sz w:val="28"/>
+          <w:szCs w:val="28"/>
+        </w:rPr>
+      </w:pPr>
+      <w:r>
+        <w:rPr>
+          <w:rFonts w:ascii="Times New Roman" w:eastAsia="Times New Roman" w:hAnsi="Times New Roman" w:cs="Times New Roman"/>
+          <w:b/>
+          <w:bCs/>
+          <w:color w:val="000000"/>
+          <w:sz w:val="28"/>
+          <w:szCs w:val="28"/>
+        </w:rPr>
         <w:t>Приложения</w:t>
       </w:r>
     </w:p>
@@ -3567,13 +4877,13 @@
         </w:pBdr>
         <w:spacing w:after="0" w:line="360" w:lineRule="auto"/>
         <w:rPr>
-          <w:rFonts w:ascii="Times New Roman" w:eastAsia="Times New Roman" w:hAnsi="Times New Roman" w:cs="Times New Roman"/>
-          <w:color w:val="000000"/>
-          <w:sz w:val="28"/>
-          <w:szCs w:val="28"/>
-        </w:rPr>
-      </w:pPr>
-      <w:hyperlink r:id="rId8" w:history="1">
+          <w:rStyle w:val="a8"/>
+          <w:rFonts w:ascii="Times New Roman" w:eastAsia="Times New Roman" w:hAnsi="Times New Roman" w:cs="Times New Roman"/>
+          <w:sz w:val="28"/>
+          <w:szCs w:val="28"/>
+        </w:rPr>
+      </w:pPr>
+      <w:hyperlink r:id="rId19" w:history="1">
         <w:r>
           <w:rPr>
             <w:rStyle w:val="a8"/>
@@ -3585,8 +4895,694 @@
         </w:r>
       </w:hyperlink>
     </w:p>
+    <w:p>
+      <w:pPr>
+        <w:keepNext/>
+        <w:keepLines/>
+        <w:pBdr>
+          <w:top w:val="nil"/>
+          <w:left w:val="nil"/>
+          <w:bottom w:val="nil"/>
+          <w:right w:val="nil"/>
+          <w:between w:val="nil"/>
+        </w:pBdr>
+        <w:spacing w:after="0" w:line="360" w:lineRule="auto"/>
+        <w:jc w:val="center"/>
+        <w:rPr>
+          <w:rFonts w:ascii="Times New Roman" w:eastAsia="Times New Roman" w:hAnsi="Times New Roman" w:cs="Times New Roman"/>
+          <w:b/>
+          <w:bCs/>
+          <w:color w:val="000000"/>
+          <w:sz w:val="28"/>
+          <w:szCs w:val="28"/>
+        </w:rPr>
+      </w:pPr>
+    </w:p>
+    <w:p>
+      <w:pPr>
+        <w:keepNext/>
+        <w:keepLines/>
+        <w:pBdr>
+          <w:top w:val="nil"/>
+          <w:left w:val="nil"/>
+          <w:bottom w:val="nil"/>
+          <w:right w:val="nil"/>
+          <w:between w:val="nil"/>
+        </w:pBdr>
+        <w:spacing w:after="0" w:line="360" w:lineRule="auto"/>
+        <w:rPr>
+          <w:rFonts w:ascii="Times New Roman" w:eastAsia="Times New Roman" w:hAnsi="Times New Roman" w:cs="Times New Roman"/>
+          <w:color w:val="000000"/>
+          <w:sz w:val="28"/>
+          <w:szCs w:val="28"/>
+        </w:rPr>
+      </w:pPr>
+      <w:proofErr w:type="spellStart"/>
+      <w:r>
+        <w:rPr>
+          <w:rFonts w:ascii="Times New Roman" w:eastAsia="Times New Roman" w:hAnsi="Times New Roman" w:cs="Times New Roman"/>
+          <w:color w:val="000000"/>
+          <w:sz w:val="28"/>
+          <w:szCs w:val="28"/>
+        </w:rPr>
+        <w:t>Девлог</w:t>
+      </w:r>
+      <w:proofErr w:type="spellEnd"/>
+      <w:r>
+        <w:rPr>
+          <w:rFonts w:ascii="Times New Roman" w:eastAsia="Times New Roman" w:hAnsi="Times New Roman" w:cs="Times New Roman"/>
+          <w:color w:val="000000"/>
+          <w:sz w:val="28"/>
+          <w:szCs w:val="28"/>
+        </w:rPr>
+        <w:t>:</w:t>
+      </w:r>
+    </w:p>
+    <w:p>
+      <w:pPr>
+        <w:keepNext/>
+        <w:keepLines/>
+        <w:pBdr>
+          <w:top w:val="nil"/>
+          <w:left w:val="nil"/>
+          <w:bottom w:val="nil"/>
+          <w:right w:val="nil"/>
+          <w:between w:val="nil"/>
+        </w:pBdr>
+        <w:spacing w:after="0" w:line="360" w:lineRule="auto"/>
+        <w:rPr>
+          <w:rFonts w:ascii="Times New Roman" w:eastAsia="Times New Roman" w:hAnsi="Times New Roman" w:cs="Times New Roman"/>
+          <w:color w:val="000000"/>
+          <w:sz w:val="28"/>
+          <w:szCs w:val="28"/>
+        </w:rPr>
+      </w:pPr>
+      <w:hyperlink r:id="rId20" w:history="1">
+        <w:r>
+          <w:rPr>
+            <w:rStyle w:val="a8"/>
+            <w:rFonts w:ascii="Times New Roman" w:eastAsia="Times New Roman" w:hAnsi="Times New Roman" w:cs="Times New Roman"/>
+            <w:sz w:val="28"/>
+            <w:szCs w:val="28"/>
+            <w:lang w:val="en-US"/>
+          </w:rPr>
+          <w:t>https</w:t>
+        </w:r>
+        <w:r>
+          <w:rPr>
+            <w:rStyle w:val="a8"/>
+            <w:rFonts w:ascii="Times New Roman" w:eastAsia="Times New Roman" w:hAnsi="Times New Roman" w:cs="Times New Roman"/>
+            <w:sz w:val="28"/>
+            <w:szCs w:val="28"/>
+          </w:rPr>
+          <w:t>://</w:t>
+        </w:r>
+        <w:proofErr w:type="spellStart"/>
+        <w:r>
+          <w:rPr>
+            <w:rStyle w:val="a8"/>
+            <w:rFonts w:ascii="Times New Roman" w:eastAsia="Times New Roman" w:hAnsi="Times New Roman" w:cs="Times New Roman"/>
+            <w:sz w:val="28"/>
+            <w:szCs w:val="28"/>
+            <w:lang w:val="en-US"/>
+          </w:rPr>
+          <w:t>github</w:t>
+        </w:r>
+        <w:proofErr w:type="spellEnd"/>
+        <w:r>
+          <w:rPr>
+            <w:rStyle w:val="a8"/>
+            <w:rFonts w:ascii="Times New Roman" w:eastAsia="Times New Roman" w:hAnsi="Times New Roman" w:cs="Times New Roman"/>
+            <w:sz w:val="28"/>
+            <w:szCs w:val="28"/>
+          </w:rPr>
+          <w:t>.</w:t>
+        </w:r>
+        <w:r>
+          <w:rPr>
+            <w:rStyle w:val="a8"/>
+            <w:rFonts w:ascii="Times New Roman" w:eastAsia="Times New Roman" w:hAnsi="Times New Roman" w:cs="Times New Roman"/>
+            <w:sz w:val="28"/>
+            <w:szCs w:val="28"/>
+            <w:lang w:val="en-US"/>
+          </w:rPr>
+          <w:t>com</w:t>
+        </w:r>
+        <w:r>
+          <w:rPr>
+            <w:rStyle w:val="a8"/>
+            <w:rFonts w:ascii="Times New Roman" w:eastAsia="Times New Roman" w:hAnsi="Times New Roman" w:cs="Times New Roman"/>
+            <w:sz w:val="28"/>
+            <w:szCs w:val="28"/>
+          </w:rPr>
+          <w:t>/</w:t>
+        </w:r>
+        <w:proofErr w:type="spellStart"/>
+        <w:r>
+          <w:rPr>
+            <w:rStyle w:val="a8"/>
+            <w:rFonts w:ascii="Times New Roman" w:eastAsia="Times New Roman" w:hAnsi="Times New Roman" w:cs="Times New Roman"/>
+            <w:sz w:val="28"/>
+            <w:szCs w:val="28"/>
+            <w:lang w:val="en-US"/>
+          </w:rPr>
+          <w:t>Ya</w:t>
+        </w:r>
+        <w:proofErr w:type="spellEnd"/>
+        <w:r>
+          <w:rPr>
+            <w:rStyle w:val="a8"/>
+            <w:rFonts w:ascii="Times New Roman" w:eastAsia="Times New Roman" w:hAnsi="Times New Roman" w:cs="Times New Roman"/>
+            <w:sz w:val="28"/>
+            <w:szCs w:val="28"/>
+          </w:rPr>
+          <w:t>1234567890/</w:t>
+        </w:r>
+        <w:proofErr w:type="spellStart"/>
+        <w:r>
+          <w:rPr>
+            <w:rStyle w:val="a8"/>
+            <w:rFonts w:ascii="Times New Roman" w:eastAsia="Times New Roman" w:hAnsi="Times New Roman" w:cs="Times New Roman"/>
+            <w:sz w:val="28"/>
+            <w:szCs w:val="28"/>
+            <w:lang w:val="en-US"/>
+          </w:rPr>
+          <w:t>RoguelikeGame</w:t>
+        </w:r>
+        <w:proofErr w:type="spellEnd"/>
+        <w:r>
+          <w:rPr>
+            <w:rStyle w:val="a8"/>
+            <w:rFonts w:ascii="Times New Roman" w:eastAsia="Times New Roman" w:hAnsi="Times New Roman" w:cs="Times New Roman"/>
+            <w:sz w:val="28"/>
+            <w:szCs w:val="28"/>
+          </w:rPr>
+          <w:t>_</w:t>
+        </w:r>
+        <w:proofErr w:type="spellStart"/>
+        <w:r>
+          <w:rPr>
+            <w:rStyle w:val="a8"/>
+            <w:rFonts w:ascii="Times New Roman" w:eastAsia="Times New Roman" w:hAnsi="Times New Roman" w:cs="Times New Roman"/>
+            <w:sz w:val="28"/>
+            <w:szCs w:val="28"/>
+            <w:lang w:val="en-US"/>
+          </w:rPr>
+          <w:t>MosPolytech</w:t>
+        </w:r>
+        <w:proofErr w:type="spellEnd"/>
+        <w:r>
+          <w:rPr>
+            <w:rStyle w:val="a8"/>
+            <w:rFonts w:ascii="Times New Roman" w:eastAsia="Times New Roman" w:hAnsi="Times New Roman" w:cs="Times New Roman"/>
+            <w:sz w:val="28"/>
+            <w:szCs w:val="28"/>
+          </w:rPr>
+          <w:t>/</w:t>
+        </w:r>
+        <w:r>
+          <w:rPr>
+            <w:rStyle w:val="a8"/>
+            <w:rFonts w:ascii="Times New Roman" w:eastAsia="Times New Roman" w:hAnsi="Times New Roman" w:cs="Times New Roman"/>
+            <w:sz w:val="28"/>
+            <w:szCs w:val="28"/>
+            <w:lang w:val="en-US"/>
+          </w:rPr>
+          <w:t>tree</w:t>
+        </w:r>
+        <w:r>
+          <w:rPr>
+            <w:rStyle w:val="a8"/>
+            <w:rFonts w:ascii="Times New Roman" w:eastAsia="Times New Roman" w:hAnsi="Times New Roman" w:cs="Times New Roman"/>
+            <w:sz w:val="28"/>
+            <w:szCs w:val="28"/>
+          </w:rPr>
+          <w:t>/</w:t>
+        </w:r>
+        <w:r>
+          <w:rPr>
+            <w:rStyle w:val="a8"/>
+            <w:rFonts w:ascii="Times New Roman" w:eastAsia="Times New Roman" w:hAnsi="Times New Roman" w:cs="Times New Roman"/>
+            <w:sz w:val="28"/>
+            <w:szCs w:val="28"/>
+            <w:lang w:val="en-US"/>
+          </w:rPr>
+          <w:t>main</w:t>
+        </w:r>
+        <w:r>
+          <w:rPr>
+            <w:rStyle w:val="a8"/>
+            <w:rFonts w:ascii="Times New Roman" w:eastAsia="Times New Roman" w:hAnsi="Times New Roman" w:cs="Times New Roman"/>
+            <w:sz w:val="28"/>
+            <w:szCs w:val="28"/>
+          </w:rPr>
+          <w:t>/</w:t>
+        </w:r>
+        <w:r>
+          <w:rPr>
+            <w:rStyle w:val="a8"/>
+            <w:rFonts w:ascii="Times New Roman" w:eastAsia="Times New Roman" w:hAnsi="Times New Roman" w:cs="Times New Roman"/>
+            <w:sz w:val="28"/>
+            <w:szCs w:val="28"/>
+            <w:lang w:val="en-US"/>
+          </w:rPr>
+          <w:t>reports</w:t>
+        </w:r>
+      </w:hyperlink>
+      <w:r>
+        <w:rPr>
+          <w:rFonts w:ascii="Times New Roman" w:eastAsia="Times New Roman" w:hAnsi="Times New Roman" w:cs="Times New Roman"/>
+          <w:color w:val="000000"/>
+          <w:sz w:val="28"/>
+          <w:szCs w:val="28"/>
+        </w:rPr>
+        <w:t xml:space="preserve"> </w:t>
+      </w:r>
+    </w:p>
+    <w:p>
+      <w:pPr>
+        <w:keepNext/>
+        <w:keepLines/>
+        <w:pBdr>
+          <w:top w:val="nil"/>
+          <w:left w:val="nil"/>
+          <w:bottom w:val="nil"/>
+          <w:right w:val="nil"/>
+          <w:between w:val="nil"/>
+        </w:pBdr>
+        <w:spacing w:after="0" w:line="360" w:lineRule="auto"/>
+        <w:rPr>
+          <w:rFonts w:ascii="Times New Roman" w:eastAsia="Times New Roman" w:hAnsi="Times New Roman" w:cs="Times New Roman"/>
+          <w:color w:val="000000"/>
+          <w:sz w:val="28"/>
+          <w:szCs w:val="28"/>
+        </w:rPr>
+      </w:pPr>
+    </w:p>
+    <w:p>
+      <w:pPr>
+        <w:keepNext/>
+        <w:keepLines/>
+        <w:pBdr>
+          <w:top w:val="nil"/>
+          <w:left w:val="nil"/>
+          <w:bottom w:val="nil"/>
+          <w:right w:val="nil"/>
+          <w:between w:val="nil"/>
+        </w:pBdr>
+        <w:spacing w:after="0" w:line="360" w:lineRule="auto"/>
+        <w:rPr>
+          <w:rFonts w:ascii="Times New Roman" w:eastAsia="Times New Roman" w:hAnsi="Times New Roman" w:cs="Times New Roman"/>
+          <w:color w:val="000000"/>
+          <w:sz w:val="28"/>
+          <w:szCs w:val="28"/>
+        </w:rPr>
+      </w:pPr>
+      <w:r>
+        <w:rPr>
+          <w:rFonts w:ascii="Times New Roman" w:eastAsia="Times New Roman" w:hAnsi="Times New Roman" w:cs="Times New Roman"/>
+          <w:color w:val="000000"/>
+          <w:sz w:val="28"/>
+          <w:szCs w:val="28"/>
+        </w:rPr>
+        <w:t>Сайт</w:t>
+      </w:r>
+      <w:r>
+        <w:rPr>
+          <w:rFonts w:ascii="Times New Roman" w:eastAsia="Times New Roman" w:hAnsi="Times New Roman" w:cs="Times New Roman"/>
+          <w:color w:val="000000"/>
+          <w:sz w:val="28"/>
+          <w:szCs w:val="28"/>
+        </w:rPr>
+        <w:t>:</w:t>
+      </w:r>
+    </w:p>
+    <w:p>
+      <w:pPr>
+        <w:keepNext/>
+        <w:keepLines/>
+        <w:pBdr>
+          <w:top w:val="nil"/>
+          <w:left w:val="nil"/>
+          <w:bottom w:val="nil"/>
+          <w:right w:val="nil"/>
+          <w:between w:val="nil"/>
+        </w:pBdr>
+        <w:spacing w:after="0" w:line="360" w:lineRule="auto"/>
+        <w:rPr>
+          <w:rFonts w:ascii="Times New Roman" w:eastAsia="Times New Roman" w:hAnsi="Times New Roman" w:cs="Times New Roman"/>
+          <w:color w:val="000000"/>
+          <w:sz w:val="28"/>
+          <w:szCs w:val="28"/>
+        </w:rPr>
+      </w:pPr>
+      <w:hyperlink r:id="rId21" w:history="1">
+        <w:r>
+          <w:rPr>
+            <w:rStyle w:val="a8"/>
+            <w:rFonts w:ascii="Times New Roman" w:eastAsia="Times New Roman" w:hAnsi="Times New Roman" w:cs="Times New Roman"/>
+            <w:sz w:val="28"/>
+            <w:szCs w:val="28"/>
+          </w:rPr>
+          <w:t>https://ya1234567890.github.io/RoguelikeGame_MosPolytech/</w:t>
+        </w:r>
+      </w:hyperlink>
+      <w:r>
+        <w:rPr>
+          <w:rFonts w:ascii="Times New Roman" w:eastAsia="Times New Roman" w:hAnsi="Times New Roman" w:cs="Times New Roman"/>
+          <w:color w:val="000000"/>
+          <w:sz w:val="28"/>
+          <w:szCs w:val="28"/>
+        </w:rPr>
+        <w:t xml:space="preserve"> </w:t>
+      </w:r>
+    </w:p>
+    <w:p>
+      <w:pPr>
+        <w:keepNext/>
+        <w:keepLines/>
+        <w:pBdr>
+          <w:top w:val="nil"/>
+          <w:left w:val="nil"/>
+          <w:bottom w:val="nil"/>
+          <w:right w:val="nil"/>
+          <w:between w:val="nil"/>
+        </w:pBdr>
+        <w:spacing w:after="0" w:line="360" w:lineRule="auto"/>
+        <w:rPr>
+          <w:rFonts w:ascii="Times New Roman" w:eastAsia="Times New Roman" w:hAnsi="Times New Roman" w:cs="Times New Roman"/>
+          <w:color w:val="000000"/>
+          <w:sz w:val="28"/>
+          <w:szCs w:val="28"/>
+        </w:rPr>
+      </w:pPr>
+    </w:p>
+    <w:p>
+      <w:pPr>
+        <w:keepNext/>
+        <w:keepLines/>
+        <w:pBdr>
+          <w:top w:val="nil"/>
+          <w:left w:val="nil"/>
+          <w:bottom w:val="nil"/>
+          <w:right w:val="nil"/>
+          <w:between w:val="nil"/>
+        </w:pBdr>
+        <w:spacing w:after="0" w:line="360" w:lineRule="auto"/>
+        <w:rPr>
+          <w:rFonts w:ascii="Times New Roman" w:eastAsia="Times New Roman" w:hAnsi="Times New Roman" w:cs="Times New Roman"/>
+          <w:color w:val="000000"/>
+          <w:sz w:val="28"/>
+          <w:szCs w:val="28"/>
+          <w:lang w:val="en-US"/>
+        </w:rPr>
+      </w:pPr>
+      <w:bookmarkStart w:id="0" w:name="_GoBack"/>
+      <w:bookmarkEnd w:id="0"/>
+      <w:r>
+        <w:rPr>
+          <w:rFonts w:ascii="Times New Roman" w:eastAsia="Times New Roman" w:hAnsi="Times New Roman" w:cs="Times New Roman"/>
+          <w:color w:val="000000"/>
+          <w:sz w:val="28"/>
+          <w:szCs w:val="28"/>
+        </w:rPr>
+        <w:t>Попробовать игру</w:t>
+      </w:r>
+      <w:r>
+        <w:rPr>
+          <w:rFonts w:ascii="Times New Roman" w:eastAsia="Times New Roman" w:hAnsi="Times New Roman" w:cs="Times New Roman"/>
+          <w:color w:val="000000"/>
+          <w:sz w:val="28"/>
+          <w:szCs w:val="28"/>
+          <w:lang w:val="en-US"/>
+        </w:rPr>
+        <w:t>:</w:t>
+      </w:r>
+    </w:p>
+    <w:p>
+      <w:pPr>
+        <w:keepNext/>
+        <w:keepLines/>
+        <w:pBdr>
+          <w:top w:val="nil"/>
+          <w:left w:val="nil"/>
+          <w:bottom w:val="nil"/>
+          <w:right w:val="nil"/>
+          <w:between w:val="nil"/>
+        </w:pBdr>
+        <w:spacing w:after="0" w:line="360" w:lineRule="auto"/>
+        <w:rPr>
+          <w:rFonts w:ascii="Times New Roman" w:eastAsia="Times New Roman" w:hAnsi="Times New Roman" w:cs="Times New Roman"/>
+          <w:color w:val="000000"/>
+          <w:sz w:val="28"/>
+          <w:szCs w:val="28"/>
+          <w:lang w:val="en-US"/>
+        </w:rPr>
+      </w:pPr>
+      <w:hyperlink r:id="rId22" w:history="1">
+        <w:r>
+          <w:rPr>
+            <w:rStyle w:val="a8"/>
+            <w:rFonts w:ascii="Times New Roman" w:eastAsia="Times New Roman" w:hAnsi="Times New Roman" w:cs="Times New Roman"/>
+            <w:sz w:val="28"/>
+            <w:szCs w:val="28"/>
+            <w:lang w:val="en-US"/>
+          </w:rPr>
+          <w:t>https</w:t>
+        </w:r>
+        <w:r>
+          <w:rPr>
+            <w:rStyle w:val="a8"/>
+            <w:rFonts w:ascii="Times New Roman" w:eastAsia="Times New Roman" w:hAnsi="Times New Roman" w:cs="Times New Roman"/>
+            <w:sz w:val="28"/>
+            <w:szCs w:val="28"/>
+          </w:rPr>
+          <w:t>://</w:t>
+        </w:r>
+        <w:proofErr w:type="spellStart"/>
+        <w:r>
+          <w:rPr>
+            <w:rStyle w:val="a8"/>
+            <w:rFonts w:ascii="Times New Roman" w:eastAsia="Times New Roman" w:hAnsi="Times New Roman" w:cs="Times New Roman"/>
+            <w:sz w:val="28"/>
+            <w:szCs w:val="28"/>
+            <w:lang w:val="en-US"/>
+          </w:rPr>
+          <w:t>github</w:t>
+        </w:r>
+        <w:proofErr w:type="spellEnd"/>
+        <w:r>
+          <w:rPr>
+            <w:rStyle w:val="a8"/>
+            <w:rFonts w:ascii="Times New Roman" w:eastAsia="Times New Roman" w:hAnsi="Times New Roman" w:cs="Times New Roman"/>
+            <w:sz w:val="28"/>
+            <w:szCs w:val="28"/>
+          </w:rPr>
+          <w:t>.</w:t>
+        </w:r>
+        <w:r>
+          <w:rPr>
+            <w:rStyle w:val="a8"/>
+            <w:rFonts w:ascii="Times New Roman" w:eastAsia="Times New Roman" w:hAnsi="Times New Roman" w:cs="Times New Roman"/>
+            <w:sz w:val="28"/>
+            <w:szCs w:val="28"/>
+            <w:lang w:val="en-US"/>
+          </w:rPr>
+          <w:t>com</w:t>
+        </w:r>
+        <w:r>
+          <w:rPr>
+            <w:rStyle w:val="a8"/>
+            <w:rFonts w:ascii="Times New Roman" w:eastAsia="Times New Roman" w:hAnsi="Times New Roman" w:cs="Times New Roman"/>
+            <w:sz w:val="28"/>
+            <w:szCs w:val="28"/>
+          </w:rPr>
+          <w:t>/</w:t>
+        </w:r>
+        <w:proofErr w:type="spellStart"/>
+        <w:r>
+          <w:rPr>
+            <w:rStyle w:val="a8"/>
+            <w:rFonts w:ascii="Times New Roman" w:eastAsia="Times New Roman" w:hAnsi="Times New Roman" w:cs="Times New Roman"/>
+            <w:sz w:val="28"/>
+            <w:szCs w:val="28"/>
+            <w:lang w:val="en-US"/>
+          </w:rPr>
+          <w:t>Ya</w:t>
+        </w:r>
+        <w:proofErr w:type="spellEnd"/>
+        <w:r>
+          <w:rPr>
+            <w:rStyle w:val="a8"/>
+            <w:rFonts w:ascii="Times New Roman" w:eastAsia="Times New Roman" w:hAnsi="Times New Roman" w:cs="Times New Roman"/>
+            <w:sz w:val="28"/>
+            <w:szCs w:val="28"/>
+          </w:rPr>
+          <w:t>1234567890/</w:t>
+        </w:r>
+        <w:proofErr w:type="spellStart"/>
+        <w:r>
+          <w:rPr>
+            <w:rStyle w:val="a8"/>
+            <w:rFonts w:ascii="Times New Roman" w:eastAsia="Times New Roman" w:hAnsi="Times New Roman" w:cs="Times New Roman"/>
+            <w:sz w:val="28"/>
+            <w:szCs w:val="28"/>
+            <w:lang w:val="en-US"/>
+          </w:rPr>
+          <w:t>RoguelikeGame</w:t>
+        </w:r>
+        <w:proofErr w:type="spellEnd"/>
+        <w:r>
+          <w:rPr>
+            <w:rStyle w:val="a8"/>
+            <w:rFonts w:ascii="Times New Roman" w:eastAsia="Times New Roman" w:hAnsi="Times New Roman" w:cs="Times New Roman"/>
+            <w:sz w:val="28"/>
+            <w:szCs w:val="28"/>
+          </w:rPr>
+          <w:t>_</w:t>
+        </w:r>
+        <w:proofErr w:type="spellStart"/>
+        <w:r>
+          <w:rPr>
+            <w:rStyle w:val="a8"/>
+            <w:rFonts w:ascii="Times New Roman" w:eastAsia="Times New Roman" w:hAnsi="Times New Roman" w:cs="Times New Roman"/>
+            <w:sz w:val="28"/>
+            <w:szCs w:val="28"/>
+            <w:lang w:val="en-US"/>
+          </w:rPr>
+          <w:t>MosPolytech</w:t>
+        </w:r>
+        <w:proofErr w:type="spellEnd"/>
+        <w:r>
+          <w:rPr>
+            <w:rStyle w:val="a8"/>
+            <w:rFonts w:ascii="Times New Roman" w:eastAsia="Times New Roman" w:hAnsi="Times New Roman" w:cs="Times New Roman"/>
+            <w:sz w:val="28"/>
+            <w:szCs w:val="28"/>
+          </w:rPr>
+          <w:t>/</w:t>
+        </w:r>
+        <w:r>
+          <w:rPr>
+            <w:rStyle w:val="a8"/>
+            <w:rFonts w:ascii="Times New Roman" w:eastAsia="Times New Roman" w:hAnsi="Times New Roman" w:cs="Times New Roman"/>
+            <w:sz w:val="28"/>
+            <w:szCs w:val="28"/>
+            <w:lang w:val="en-US"/>
+          </w:rPr>
+          <w:t>tree</w:t>
+        </w:r>
+        <w:r>
+          <w:rPr>
+            <w:rStyle w:val="a8"/>
+            <w:rFonts w:ascii="Times New Roman" w:eastAsia="Times New Roman" w:hAnsi="Times New Roman" w:cs="Times New Roman"/>
+            <w:sz w:val="28"/>
+            <w:szCs w:val="28"/>
+          </w:rPr>
+          <w:t>/</w:t>
+        </w:r>
+        <w:r>
+          <w:rPr>
+            <w:rStyle w:val="a8"/>
+            <w:rFonts w:ascii="Times New Roman" w:eastAsia="Times New Roman" w:hAnsi="Times New Roman" w:cs="Times New Roman"/>
+            <w:sz w:val="28"/>
+            <w:szCs w:val="28"/>
+            <w:lang w:val="en-US"/>
+          </w:rPr>
+          <w:t>main</w:t>
+        </w:r>
+        <w:r>
+          <w:rPr>
+            <w:rStyle w:val="a8"/>
+            <w:rFonts w:ascii="Times New Roman" w:eastAsia="Times New Roman" w:hAnsi="Times New Roman" w:cs="Times New Roman"/>
+            <w:sz w:val="28"/>
+            <w:szCs w:val="28"/>
+          </w:rPr>
+          <w:t>/</w:t>
+        </w:r>
+        <w:proofErr w:type="spellStart"/>
+        <w:r>
+          <w:rPr>
+            <w:rStyle w:val="a8"/>
+            <w:rFonts w:ascii="Times New Roman" w:eastAsia="Times New Roman" w:hAnsi="Times New Roman" w:cs="Times New Roman"/>
+            <w:sz w:val="28"/>
+            <w:szCs w:val="28"/>
+            <w:lang w:val="en-US"/>
+          </w:rPr>
+          <w:t>src</w:t>
+        </w:r>
+        <w:proofErr w:type="spellEnd"/>
+      </w:hyperlink>
+      <w:r>
+        <w:rPr>
+          <w:rFonts w:ascii="Times New Roman" w:eastAsia="Times New Roman" w:hAnsi="Times New Roman" w:cs="Times New Roman"/>
+          <w:color w:val="000000"/>
+          <w:sz w:val="28"/>
+          <w:szCs w:val="28"/>
+        </w:rPr>
+        <w:t xml:space="preserve"> </w:t>
+      </w:r>
+      <w:r>
+        <w:rPr>
+          <w:rFonts w:ascii="Times New Roman" w:eastAsia="Times New Roman" w:hAnsi="Times New Roman" w:cs="Times New Roman"/>
+          <w:color w:val="000000"/>
+          <w:sz w:val="28"/>
+          <w:szCs w:val="28"/>
+        </w:rPr>
+        <w:t xml:space="preserve">(запустить </w:t>
+      </w:r>
+      <w:r>
+        <w:rPr>
+          <w:rFonts w:ascii="Times New Roman" w:eastAsia="Times New Roman" w:hAnsi="Times New Roman" w:cs="Times New Roman"/>
+          <w:color w:val="000000"/>
+          <w:sz w:val="28"/>
+          <w:szCs w:val="28"/>
+          <w:lang w:val="en-US"/>
+        </w:rPr>
+        <w:t>main</w:t>
+      </w:r>
+      <w:r>
+        <w:rPr>
+          <w:rFonts w:ascii="Times New Roman" w:eastAsia="Times New Roman" w:hAnsi="Times New Roman" w:cs="Times New Roman"/>
+          <w:color w:val="000000"/>
+          <w:sz w:val="28"/>
+          <w:szCs w:val="28"/>
+        </w:rPr>
+        <w:t>.</w:t>
+      </w:r>
+      <w:proofErr w:type="spellStart"/>
+      <w:r>
+        <w:rPr>
+          <w:rFonts w:ascii="Times New Roman" w:eastAsia="Times New Roman" w:hAnsi="Times New Roman" w:cs="Times New Roman"/>
+          <w:color w:val="000000"/>
+          <w:sz w:val="28"/>
+          <w:szCs w:val="28"/>
+          <w:lang w:val="en-US"/>
+        </w:rPr>
+        <w:t>py</w:t>
+      </w:r>
+      <w:proofErr w:type="spellEnd"/>
+      <w:r>
+        <w:rPr>
+          <w:rFonts w:ascii="Times New Roman" w:eastAsia="Times New Roman" w:hAnsi="Times New Roman" w:cs="Times New Roman"/>
+          <w:color w:val="000000"/>
+          <w:sz w:val="28"/>
+          <w:szCs w:val="28"/>
+        </w:rPr>
+        <w:t xml:space="preserve"> </w:t>
+      </w:r>
+      <w:r>
+        <w:rPr>
+          <w:rFonts w:ascii="Times New Roman" w:eastAsia="Times New Roman" w:hAnsi="Times New Roman" w:cs="Times New Roman"/>
+          <w:color w:val="000000"/>
+          <w:sz w:val="28"/>
+          <w:szCs w:val="28"/>
+        </w:rPr>
+        <w:t>после скачивания)</w:t>
+      </w:r>
+    </w:p>
     <w:sectPr>
-      <w:footerReference w:type="default" r:id="rId9"/>
+      <w:footerReference w:type="default" r:id="rId23"/>
       <w:pgSz w:w="11906" w:h="16838"/>
       <w:pgMar w:top="1134" w:right="850" w:bottom="1134" w:left="1134" w:header="708" w:footer="708" w:gutter="0"/>
       <w:pgNumType w:start="1"/>

--- a/reports/ПП_Отчёт_БорзовЛаринРыбкин_251-333.docx
+++ b/reports/ПП_Отчёт_БорзовЛаринРыбкин_251-333.docx
@@ -357,6 +357,7 @@
         </w:rPr>
         <w:t xml:space="preserve">Борзов </w:t>
       </w:r>
+      <w:proofErr w:type="gramStart"/>
       <w:r>
         <w:rPr>
           <w:rFonts w:ascii="Times New Roman" w:eastAsia="Times New Roman" w:hAnsi="Times New Roman" w:cs="Times New Roman"/>
@@ -365,35 +366,9 @@
           <w:u w:val="single"/>
           <w:lang w:eastAsia="en-US" w:bidi="en-US"/>
         </w:rPr>
-        <w:t>С.А, Ларин А.О</w:t>
-      </w:r>
-      <w:r>
-        <w:rPr>
-          <w:rFonts w:ascii="Times New Roman" w:eastAsia="Times New Roman" w:hAnsi="Times New Roman" w:cs="Times New Roman"/>
-          <w:color w:val="000000"/>
-          <w:sz w:val="28"/>
-          <w:lang w:eastAsia="en-US" w:bidi="en-US"/>
-        </w:rPr>
-        <w:t xml:space="preserve">         </w:t>
-      </w:r>
-      <w:r>
-        <w:rPr>
-          <w:rFonts w:ascii="Times New Roman" w:eastAsia="Times New Roman" w:hAnsi="Times New Roman" w:cs="Times New Roman"/>
-          <w:color w:val="000000"/>
-          <w:sz w:val="28"/>
-          <w:lang w:eastAsia="en-US" w:bidi="en-US"/>
-        </w:rPr>
-        <w:t xml:space="preserve">           </w:t>
-      </w:r>
-      <w:r>
-        <w:rPr>
-          <w:rFonts w:ascii="Times New Roman" w:eastAsia="Times New Roman" w:hAnsi="Times New Roman" w:cs="Times New Roman"/>
-          <w:color w:val="000000"/>
-          <w:sz w:val="28"/>
-          <w:lang w:eastAsia="en-US" w:bidi="en-US"/>
-        </w:rPr>
-        <w:t xml:space="preserve">Группа: </w:t>
-      </w:r>
+        <w:t>С.А</w:t>
+      </w:r>
+      <w:proofErr w:type="gramEnd"/>
       <w:r>
         <w:rPr>
           <w:rFonts w:ascii="Times New Roman" w:eastAsia="Times New Roman" w:hAnsi="Times New Roman" w:cs="Times New Roman"/>
@@ -402,7 +377,34 @@
           <w:u w:val="single"/>
           <w:lang w:eastAsia="en-US" w:bidi="en-US"/>
         </w:rPr>
-        <w:t>251-333</w:t>
+        <w:t>, Ларин А.О</w:t>
+      </w:r>
+      <w:r>
+        <w:rPr>
+          <w:rFonts w:ascii="Times New Roman" w:eastAsia="Times New Roman" w:hAnsi="Times New Roman" w:cs="Times New Roman"/>
+          <w:color w:val="000000"/>
+          <w:sz w:val="28"/>
+          <w:lang w:eastAsia="en-US" w:bidi="en-US"/>
+        </w:rPr>
+        <w:t xml:space="preserve">         </w:t>
+      </w:r>
+      <w:r>
+        <w:rPr>
+          <w:rFonts w:ascii="Times New Roman" w:eastAsia="Times New Roman" w:hAnsi="Times New Roman" w:cs="Times New Roman"/>
+          <w:color w:val="000000"/>
+          <w:sz w:val="28"/>
+          <w:lang w:eastAsia="en-US" w:bidi="en-US"/>
+        </w:rPr>
+        <w:t xml:space="preserve">           </w:t>
+      </w:r>
+      <w:r>
+        <w:rPr>
+          <w:rFonts w:ascii="Times New Roman" w:eastAsia="Times New Roman" w:hAnsi="Times New Roman" w:cs="Times New Roman"/>
+          <w:color w:val="000000"/>
+          <w:sz w:val="28"/>
+          <w:lang w:eastAsia="en-US" w:bidi="en-US"/>
+        </w:rPr>
+        <w:t xml:space="preserve">Группа: </w:t>
       </w:r>
       <w:r>
         <w:rPr>
@@ -412,16 +414,26 @@
           <w:u w:val="single"/>
           <w:lang w:eastAsia="en-US" w:bidi="en-US"/>
         </w:rPr>
-        <w:t xml:space="preserve">           </w:t>
-      </w:r>
-      <w:r>
-        <w:rPr>
-          <w:rFonts w:ascii="Times New Roman" w:eastAsia="Times New Roman" w:hAnsi="Times New Roman" w:cs="Times New Roman"/>
-          <w:color w:val="FFFFFF" w:themeColor="background1"/>
+        <w:t>251-333</w:t>
+      </w:r>
+      <w:r>
+        <w:rPr>
+          <w:rFonts w:ascii="Times New Roman" w:eastAsia="Times New Roman" w:hAnsi="Times New Roman" w:cs="Times New Roman"/>
+          <w:color w:val="000000"/>
           <w:sz w:val="28"/>
           <w:u w:val="single"/>
           <w:lang w:eastAsia="en-US" w:bidi="en-US"/>
         </w:rPr>
+        <w:t xml:space="preserve">           </w:t>
+      </w:r>
+      <w:r>
+        <w:rPr>
+          <w:rFonts w:ascii="Times New Roman" w:eastAsia="Times New Roman" w:hAnsi="Times New Roman" w:cs="Times New Roman"/>
+          <w:color w:val="FFFFFF" w:themeColor="background1"/>
+          <w:sz w:val="28"/>
+          <w:u w:val="single"/>
+          <w:lang w:eastAsia="en-US" w:bidi="en-US"/>
+        </w:rPr>
         <w:t>_</w:t>
       </w:r>
     </w:p>
@@ -462,7 +474,17 @@
           <w:sz w:val="28"/>
           <w:lang w:eastAsia="en-US" w:bidi="en-US"/>
         </w:rPr>
-        <w:t xml:space="preserve">, кафедра </w:t>
+        <w:t xml:space="preserve">, </w:t>
+      </w:r>
+      <w:proofErr w:type="gramStart"/>
+      <w:r>
+        <w:rPr>
+          <w:rFonts w:ascii="Times New Roman" w:eastAsia="Times New Roman" w:hAnsi="Times New Roman" w:cs="Times New Roman"/>
+          <w:color w:val="000000"/>
+          <w:sz w:val="28"/>
+          <w:lang w:eastAsia="en-US" w:bidi="en-US"/>
+        </w:rPr>
+        <w:t xml:space="preserve">кафедра </w:t>
       </w:r>
       <w:r>
         <w:rPr>
@@ -481,7 +503,18 @@
           <w:u w:val="single"/>
           <w:lang w:eastAsia="en-US" w:bidi="en-US"/>
         </w:rPr>
-        <w:t>цифровых технологий,</w:t>
+        <w:t>цифровых</w:t>
+      </w:r>
+      <w:proofErr w:type="gramEnd"/>
+      <w:r>
+        <w:rPr>
+          <w:rFonts w:ascii="Times New Roman" w:eastAsia="Times New Roman" w:hAnsi="Times New Roman" w:cs="Times New Roman"/>
+          <w:color w:val="000000"/>
+          <w:sz w:val="28"/>
+          <w:u w:val="single"/>
+          <w:lang w:eastAsia="en-US" w:bidi="en-US"/>
+        </w:rPr>
+        <w:t xml:space="preserve"> технологий,</w:t>
       </w:r>
       <w:r>
         <w:rPr>
@@ -3733,6 +3766,7 @@
       <w:r>
         <w:rPr>
           <w:rFonts w:ascii="Times New Roman" w:eastAsia="Times New Roman" w:hAnsi="Times New Roman" w:cs="Times New Roman"/>
+          <w:noProof/>
           <w:color w:val="000000"/>
           <w:sz w:val="28"/>
           <w:szCs w:val="28"/>
@@ -3796,6 +3830,7 @@
       <w:r>
         <w:rPr>
           <w:rFonts w:ascii="Times New Roman" w:eastAsia="Times New Roman" w:hAnsi="Times New Roman" w:cs="Times New Roman"/>
+          <w:noProof/>
           <w:color w:val="000000"/>
           <w:sz w:val="28"/>
           <w:szCs w:val="28"/>
@@ -3859,6 +3894,7 @@
       <w:r>
         <w:rPr>
           <w:rFonts w:ascii="Times New Roman" w:eastAsia="Times New Roman" w:hAnsi="Times New Roman" w:cs="Times New Roman"/>
+          <w:noProof/>
           <w:color w:val="000000"/>
           <w:sz w:val="28"/>
           <w:szCs w:val="28"/>
@@ -3930,6 +3966,7 @@
       <w:r>
         <w:rPr>
           <w:rFonts w:ascii="Times New Roman" w:eastAsia="Times New Roman" w:hAnsi="Times New Roman" w:cs="Times New Roman"/>
+          <w:noProof/>
           <w:color w:val="000000"/>
           <w:sz w:val="28"/>
           <w:szCs w:val="28"/>
@@ -3993,6 +4030,7 @@
       <w:r>
         <w:rPr>
           <w:rFonts w:ascii="Times New Roman" w:eastAsia="Times New Roman" w:hAnsi="Times New Roman" w:cs="Times New Roman"/>
+          <w:noProof/>
           <w:color w:val="000000"/>
           <w:sz w:val="28"/>
           <w:szCs w:val="28"/>
@@ -4056,6 +4094,7 @@
       <w:r>
         <w:rPr>
           <w:rFonts w:ascii="Times New Roman" w:eastAsia="Times New Roman" w:hAnsi="Times New Roman" w:cs="Times New Roman"/>
+          <w:noProof/>
           <w:color w:val="000000"/>
           <w:sz w:val="28"/>
           <w:szCs w:val="28"/>
@@ -4119,6 +4158,7 @@
       <w:r>
         <w:rPr>
           <w:rFonts w:ascii="Times New Roman" w:eastAsia="Times New Roman" w:hAnsi="Times New Roman" w:cs="Times New Roman"/>
+          <w:noProof/>
           <w:color w:val="000000"/>
           <w:sz w:val="28"/>
           <w:szCs w:val="28"/>
@@ -4792,6 +4832,7 @@
           <w:color w:val="000000"/>
           <w:sz w:val="28"/>
           <w:szCs w:val="28"/>
+          <w:lang w:val="en-US"/>
         </w:rPr>
       </w:pPr>
       <w:r>
@@ -4823,26 +4864,28 @@
           <w:color w:val="000000"/>
           <w:sz w:val="28"/>
           <w:szCs w:val="28"/>
-        </w:rPr>
-      </w:pPr>
-    </w:p>
-    <w:p>
-      <w:pPr>
-        <w:keepNext/>
-        <w:keepLines/>
-        <w:pBdr>
-          <w:top w:val="nil"/>
-          <w:left w:val="nil"/>
-          <w:bottom w:val="nil"/>
-          <w:right w:val="nil"/>
-          <w:between w:val="nil"/>
-        </w:pBdr>
-        <w:spacing w:after="0" w:line="360" w:lineRule="auto"/>
-        <w:rPr>
-          <w:rFonts w:ascii="Times New Roman" w:eastAsia="Times New Roman" w:hAnsi="Times New Roman" w:cs="Times New Roman"/>
-          <w:color w:val="000000"/>
-          <w:sz w:val="28"/>
-          <w:szCs w:val="28"/>
+          <w:lang w:val="en-US"/>
+        </w:rPr>
+      </w:pPr>
+    </w:p>
+    <w:p>
+      <w:pPr>
+        <w:keepNext/>
+        <w:keepLines/>
+        <w:pBdr>
+          <w:top w:val="nil"/>
+          <w:left w:val="nil"/>
+          <w:bottom w:val="nil"/>
+          <w:right w:val="nil"/>
+          <w:between w:val="nil"/>
+        </w:pBdr>
+        <w:spacing w:after="0" w:line="360" w:lineRule="auto"/>
+        <w:rPr>
+          <w:rFonts w:ascii="Times New Roman" w:eastAsia="Times New Roman" w:hAnsi="Times New Roman" w:cs="Times New Roman"/>
+          <w:color w:val="000000"/>
+          <w:sz w:val="28"/>
+          <w:szCs w:val="28"/>
+          <w:lang w:val="en-US"/>
         </w:rPr>
       </w:pPr>
       <w:r>
@@ -4860,6 +4903,7 @@
           <w:color w:val="000000"/>
           <w:sz w:val="28"/>
           <w:szCs w:val="28"/>
+          <w:lang w:val="en-US"/>
         </w:rPr>
         <w:t>:</w:t>
       </w:r>
@@ -4881,6 +4925,7 @@
           <w:rFonts w:ascii="Times New Roman" w:eastAsia="Times New Roman" w:hAnsi="Times New Roman" w:cs="Times New Roman"/>
           <w:sz w:val="28"/>
           <w:szCs w:val="28"/>
+          <w:lang w:val="en-US"/>
         </w:rPr>
       </w:pPr>
       <w:hyperlink r:id="rId19" w:history="1">
@@ -4890,6 +4935,7 @@
             <w:rFonts w:ascii="Times New Roman" w:eastAsia="Times New Roman" w:hAnsi="Times New Roman" w:cs="Times New Roman"/>
             <w:sz w:val="28"/>
             <w:szCs w:val="28"/>
+            <w:lang w:val="en-US"/>
           </w:rPr>
           <w:t>https://github.com/Ya1234567890/RoguelikeGame_MosPolytech</w:t>
         </w:r>
@@ -4915,26 +4961,28 @@
           <w:color w:val="000000"/>
           <w:sz w:val="28"/>
           <w:szCs w:val="28"/>
-        </w:rPr>
-      </w:pPr>
-    </w:p>
-    <w:p>
-      <w:pPr>
-        <w:keepNext/>
-        <w:keepLines/>
-        <w:pBdr>
-          <w:top w:val="nil"/>
-          <w:left w:val="nil"/>
-          <w:bottom w:val="nil"/>
-          <w:right w:val="nil"/>
-          <w:between w:val="nil"/>
-        </w:pBdr>
-        <w:spacing w:after="0" w:line="360" w:lineRule="auto"/>
-        <w:rPr>
-          <w:rFonts w:ascii="Times New Roman" w:eastAsia="Times New Roman" w:hAnsi="Times New Roman" w:cs="Times New Roman"/>
-          <w:color w:val="000000"/>
-          <w:sz w:val="28"/>
-          <w:szCs w:val="28"/>
+          <w:lang w:val="en-US"/>
+        </w:rPr>
+      </w:pPr>
+    </w:p>
+    <w:p>
+      <w:pPr>
+        <w:keepNext/>
+        <w:keepLines/>
+        <w:pBdr>
+          <w:top w:val="nil"/>
+          <w:left w:val="nil"/>
+          <w:bottom w:val="nil"/>
+          <w:right w:val="nil"/>
+          <w:between w:val="nil"/>
+        </w:pBdr>
+        <w:spacing w:after="0" w:line="360" w:lineRule="auto"/>
+        <w:rPr>
+          <w:rFonts w:ascii="Times New Roman" w:eastAsia="Times New Roman" w:hAnsi="Times New Roman" w:cs="Times New Roman"/>
+          <w:color w:val="000000"/>
+          <w:sz w:val="28"/>
+          <w:szCs w:val="28"/>
+          <w:lang w:val="en-US"/>
         </w:rPr>
       </w:pPr>
       <w:proofErr w:type="spellStart"/>
@@ -4954,27 +5002,31 @@
           <w:color w:val="000000"/>
           <w:sz w:val="28"/>
           <w:szCs w:val="28"/>
+          <w:lang w:val="en-US"/>
         </w:rPr>
         <w:t>:</w:t>
       </w:r>
-    </w:p>
-    <w:p>
-      <w:pPr>
-        <w:keepNext/>
-        <w:keepLines/>
-        <w:pBdr>
-          <w:top w:val="nil"/>
-          <w:left w:val="nil"/>
-          <w:bottom w:val="nil"/>
-          <w:right w:val="nil"/>
-          <w:between w:val="nil"/>
-        </w:pBdr>
-        <w:spacing w:after="0" w:line="360" w:lineRule="auto"/>
-        <w:rPr>
-          <w:rFonts w:ascii="Times New Roman" w:eastAsia="Times New Roman" w:hAnsi="Times New Roman" w:cs="Times New Roman"/>
-          <w:color w:val="000000"/>
-          <w:sz w:val="28"/>
-          <w:szCs w:val="28"/>
+      <w:bookmarkStart w:id="0" w:name="_GoBack"/>
+      <w:bookmarkEnd w:id="0"/>
+    </w:p>
+    <w:p>
+      <w:pPr>
+        <w:keepNext/>
+        <w:keepLines/>
+        <w:pBdr>
+          <w:top w:val="nil"/>
+          <w:left w:val="nil"/>
+          <w:bottom w:val="nil"/>
+          <w:right w:val="nil"/>
+          <w:between w:val="nil"/>
+        </w:pBdr>
+        <w:spacing w:after="0" w:line="360" w:lineRule="auto"/>
+        <w:rPr>
+          <w:rFonts w:ascii="Times New Roman" w:eastAsia="Times New Roman" w:hAnsi="Times New Roman" w:cs="Times New Roman"/>
+          <w:color w:val="000000"/>
+          <w:sz w:val="28"/>
+          <w:szCs w:val="28"/>
+          <w:lang w:val="en-US"/>
         </w:rPr>
       </w:pPr>
       <w:hyperlink r:id="rId20" w:history="1">
@@ -4994,10 +5046,10 @@
             <w:rFonts w:ascii="Times New Roman" w:eastAsia="Times New Roman" w:hAnsi="Times New Roman" w:cs="Times New Roman"/>
             <w:sz w:val="28"/>
             <w:szCs w:val="28"/>
+            <w:lang w:val="en-US"/>
           </w:rPr>
           <w:t>://</w:t>
         </w:r>
-        <w:proofErr w:type="spellStart"/>
         <w:r>
           <w:rPr>
             <w:rStyle w:val="a8"/>
@@ -5008,13 +5060,13 @@
           </w:rPr>
           <w:t>github</w:t>
         </w:r>
-        <w:proofErr w:type="spellEnd"/>
         <w:r>
           <w:rPr>
             <w:rStyle w:val="a8"/>
             <w:rFonts w:ascii="Times New Roman" w:eastAsia="Times New Roman" w:hAnsi="Times New Roman" w:cs="Times New Roman"/>
             <w:sz w:val="28"/>
             <w:szCs w:val="28"/>
+            <w:lang w:val="en-US"/>
           </w:rPr>
           <w:t>.</w:t>
         </w:r>
@@ -5034,10 +5086,10 @@
             <w:rFonts w:ascii="Times New Roman" w:eastAsia="Times New Roman" w:hAnsi="Times New Roman" w:cs="Times New Roman"/>
             <w:sz w:val="28"/>
             <w:szCs w:val="28"/>
+            <w:lang w:val="en-US"/>
           </w:rPr>
           <w:t>/</w:t>
         </w:r>
-        <w:proofErr w:type="spellStart"/>
         <w:r>
           <w:rPr>
             <w:rStyle w:val="a8"/>
@@ -5048,17 +5100,16 @@
           </w:rPr>
           <w:t>Ya</w:t>
         </w:r>
-        <w:proofErr w:type="spellEnd"/>
         <w:r>
           <w:rPr>
             <w:rStyle w:val="a8"/>
             <w:rFonts w:ascii="Times New Roman" w:eastAsia="Times New Roman" w:hAnsi="Times New Roman" w:cs="Times New Roman"/>
             <w:sz w:val="28"/>
             <w:szCs w:val="28"/>
+            <w:lang w:val="en-US"/>
           </w:rPr>
           <w:t>1234567890/</w:t>
         </w:r>
-        <w:proofErr w:type="spellStart"/>
         <w:r>
           <w:rPr>
             <w:rStyle w:val="a8"/>
@@ -5069,17 +5120,16 @@
           </w:rPr>
           <w:t>RoguelikeGame</w:t>
         </w:r>
-        <w:proofErr w:type="spellEnd"/>
         <w:r>
           <w:rPr>
             <w:rStyle w:val="a8"/>
             <w:rFonts w:ascii="Times New Roman" w:eastAsia="Times New Roman" w:hAnsi="Times New Roman" w:cs="Times New Roman"/>
             <w:sz w:val="28"/>
             <w:szCs w:val="28"/>
+            <w:lang w:val="en-US"/>
           </w:rPr>
           <w:t>_</w:t>
         </w:r>
-        <w:proofErr w:type="spellStart"/>
         <w:r>
           <w:rPr>
             <w:rStyle w:val="a8"/>
@@ -5090,13 +5140,13 @@
           </w:rPr>
           <w:t>MosPolytech</w:t>
         </w:r>
-        <w:proofErr w:type="spellEnd"/>
         <w:r>
           <w:rPr>
             <w:rStyle w:val="a8"/>
             <w:rFonts w:ascii="Times New Roman" w:eastAsia="Times New Roman" w:hAnsi="Times New Roman" w:cs="Times New Roman"/>
             <w:sz w:val="28"/>
             <w:szCs w:val="28"/>
+            <w:lang w:val="en-US"/>
           </w:rPr>
           <w:t>/</w:t>
         </w:r>
@@ -5116,6 +5166,7 @@
             <w:rFonts w:ascii="Times New Roman" w:eastAsia="Times New Roman" w:hAnsi="Times New Roman" w:cs="Times New Roman"/>
             <w:sz w:val="28"/>
             <w:szCs w:val="28"/>
+            <w:lang w:val="en-US"/>
           </w:rPr>
           <w:t>/</w:t>
         </w:r>
@@ -5135,6 +5186,7 @@
             <w:rFonts w:ascii="Times New Roman" w:eastAsia="Times New Roman" w:hAnsi="Times New Roman" w:cs="Times New Roman"/>
             <w:sz w:val="28"/>
             <w:szCs w:val="28"/>
+            <w:lang w:val="en-US"/>
           </w:rPr>
           <w:t>/</w:t>
         </w:r>
@@ -5155,6 +5207,7 @@
           <w:color w:val="000000"/>
           <w:sz w:val="28"/>
           <w:szCs w:val="28"/>
+          <w:lang w:val="en-US"/>
         </w:rPr>
         <w:t xml:space="preserve"> </w:t>
       </w:r>
@@ -5176,26 +5229,28 @@
           <w:color w:val="000000"/>
           <w:sz w:val="28"/>
           <w:szCs w:val="28"/>
-        </w:rPr>
-      </w:pPr>
-    </w:p>
-    <w:p>
-      <w:pPr>
-        <w:keepNext/>
-        <w:keepLines/>
-        <w:pBdr>
-          <w:top w:val="nil"/>
-          <w:left w:val="nil"/>
-          <w:bottom w:val="nil"/>
-          <w:right w:val="nil"/>
-          <w:between w:val="nil"/>
-        </w:pBdr>
-        <w:spacing w:after="0" w:line="360" w:lineRule="auto"/>
-        <w:rPr>
-          <w:rFonts w:ascii="Times New Roman" w:eastAsia="Times New Roman" w:hAnsi="Times New Roman" w:cs="Times New Roman"/>
-          <w:color w:val="000000"/>
-          <w:sz w:val="28"/>
-          <w:szCs w:val="28"/>
+          <w:lang w:val="en-US"/>
+        </w:rPr>
+      </w:pPr>
+    </w:p>
+    <w:p>
+      <w:pPr>
+        <w:keepNext/>
+        <w:keepLines/>
+        <w:pBdr>
+          <w:top w:val="nil"/>
+          <w:left w:val="nil"/>
+          <w:bottom w:val="nil"/>
+          <w:right w:val="nil"/>
+          <w:between w:val="nil"/>
+        </w:pBdr>
+        <w:spacing w:after="0" w:line="360" w:lineRule="auto"/>
+        <w:rPr>
+          <w:rFonts w:ascii="Times New Roman" w:eastAsia="Times New Roman" w:hAnsi="Times New Roman" w:cs="Times New Roman"/>
+          <w:color w:val="000000"/>
+          <w:sz w:val="28"/>
+          <w:szCs w:val="28"/>
+          <w:lang w:val="en-US"/>
         </w:rPr>
       </w:pPr>
       <w:r>
@@ -5213,6 +5268,7 @@
           <w:color w:val="000000"/>
           <w:sz w:val="28"/>
           <w:szCs w:val="28"/>
+          <w:lang w:val="en-US"/>
         </w:rPr>
         <w:t>:</w:t>
       </w:r>
@@ -5234,6 +5290,7 @@
           <w:color w:val="000000"/>
           <w:sz w:val="28"/>
           <w:szCs w:val="28"/>
+          <w:lang w:val="en-US"/>
         </w:rPr>
       </w:pPr>
       <w:hyperlink r:id="rId21" w:history="1">
@@ -5243,6 +5300,7 @@
             <w:rFonts w:ascii="Times New Roman" w:eastAsia="Times New Roman" w:hAnsi="Times New Roman" w:cs="Times New Roman"/>
             <w:sz w:val="28"/>
             <w:szCs w:val="28"/>
+            <w:lang w:val="en-US"/>
           </w:rPr>
           <w:t>https://ya1234567890.github.io/RoguelikeGame_MosPolytech/</w:t>
         </w:r>
@@ -5253,6 +5311,7 @@
           <w:color w:val="000000"/>
           <w:sz w:val="28"/>
           <w:szCs w:val="28"/>
+          <w:lang w:val="en-US"/>
         </w:rPr>
         <w:t xml:space="preserve"> </w:t>
       </w:r>
@@ -5274,31 +5333,29 @@
           <w:color w:val="000000"/>
           <w:sz w:val="28"/>
           <w:szCs w:val="28"/>
-        </w:rPr>
-      </w:pPr>
-    </w:p>
-    <w:p>
-      <w:pPr>
-        <w:keepNext/>
-        <w:keepLines/>
-        <w:pBdr>
-          <w:top w:val="nil"/>
-          <w:left w:val="nil"/>
-          <w:bottom w:val="nil"/>
-          <w:right w:val="nil"/>
-          <w:between w:val="nil"/>
-        </w:pBdr>
-        <w:spacing w:after="0" w:line="360" w:lineRule="auto"/>
-        <w:rPr>
-          <w:rFonts w:ascii="Times New Roman" w:eastAsia="Times New Roman" w:hAnsi="Times New Roman" w:cs="Times New Roman"/>
-          <w:color w:val="000000"/>
-          <w:sz w:val="28"/>
-          <w:szCs w:val="28"/>
           <w:lang w:val="en-US"/>
         </w:rPr>
       </w:pPr>
-      <w:bookmarkStart w:id="0" w:name="_GoBack"/>
-      <w:bookmarkEnd w:id="0"/>
+    </w:p>
+    <w:p>
+      <w:pPr>
+        <w:keepNext/>
+        <w:keepLines/>
+        <w:pBdr>
+          <w:top w:val="nil"/>
+          <w:left w:val="nil"/>
+          <w:bottom w:val="nil"/>
+          <w:right w:val="nil"/>
+          <w:between w:val="nil"/>
+        </w:pBdr>
+        <w:spacing w:after="0" w:line="360" w:lineRule="auto"/>
+        <w:rPr>
+          <w:rFonts w:ascii="Times New Roman" w:eastAsia="Times New Roman" w:hAnsi="Times New Roman" w:cs="Times New Roman"/>
+          <w:color w:val="000000"/>
+          <w:sz w:val="28"/>
+          <w:szCs w:val="28"/>
+        </w:rPr>
+      </w:pPr>
       <w:r>
         <w:rPr>
           <w:rFonts w:ascii="Times New Roman" w:eastAsia="Times New Roman" w:hAnsi="Times New Roman" w:cs="Times New Roman"/>
@@ -5314,7 +5371,6 @@
           <w:color w:val="000000"/>
           <w:sz w:val="28"/>
           <w:szCs w:val="28"/>
-          <w:lang w:val="en-US"/>
         </w:rPr>
         <w:t>:</w:t>
       </w:r>
@@ -5336,7 +5392,6 @@
           <w:color w:val="000000"/>
           <w:sz w:val="28"/>
           <w:szCs w:val="28"/>
-          <w:lang w:val="en-US"/>
         </w:rPr>
       </w:pPr>
       <w:hyperlink r:id="rId22" w:history="1">
@@ -5578,7 +5633,63 @@
           <w:sz w:val="28"/>
           <w:szCs w:val="28"/>
         </w:rPr>
-        <w:t>после скачивания)</w:t>
+        <w:t>после скачивания</w:t>
+      </w:r>
+      <w:r>
+        <w:rPr>
+          <w:rFonts w:ascii="Times New Roman" w:eastAsia="Times New Roman" w:hAnsi="Times New Roman" w:cs="Times New Roman"/>
+          <w:color w:val="000000"/>
+          <w:sz w:val="28"/>
+          <w:szCs w:val="28"/>
+        </w:rPr>
+        <w:t xml:space="preserve">, требуется </w:t>
+      </w:r>
+      <w:r>
+        <w:rPr>
+          <w:rFonts w:ascii="Times New Roman" w:eastAsia="Times New Roman" w:hAnsi="Times New Roman" w:cs="Times New Roman"/>
+          <w:color w:val="000000"/>
+          <w:sz w:val="28"/>
+          <w:szCs w:val="28"/>
+          <w:lang w:val="en-US"/>
+        </w:rPr>
+        <w:t>Python</w:t>
+      </w:r>
+      <w:r>
+        <w:rPr>
+          <w:rFonts w:ascii="Times New Roman" w:eastAsia="Times New Roman" w:hAnsi="Times New Roman" w:cs="Times New Roman"/>
+          <w:color w:val="000000"/>
+          <w:sz w:val="28"/>
+          <w:szCs w:val="28"/>
+        </w:rPr>
+        <w:t xml:space="preserve"> </w:t>
+      </w:r>
+      <w:r>
+        <w:rPr>
+          <w:rFonts w:ascii="Times New Roman" w:eastAsia="Times New Roman" w:hAnsi="Times New Roman" w:cs="Times New Roman"/>
+          <w:color w:val="000000"/>
+          <w:sz w:val="28"/>
+          <w:szCs w:val="28"/>
+          <w:lang w:val="en-US"/>
+        </w:rPr>
+        <w:t>v</w:t>
+      </w:r>
+      <w:r>
+        <w:rPr>
+          <w:rFonts w:ascii="Times New Roman" w:eastAsia="Times New Roman" w:hAnsi="Times New Roman" w:cs="Times New Roman"/>
+          <w:color w:val="000000"/>
+          <w:sz w:val="28"/>
+          <w:szCs w:val="28"/>
+        </w:rPr>
+        <w:t>3.9</w:t>
+      </w:r>
+      <w:r>
+        <w:rPr>
+          <w:rFonts w:ascii="Times New Roman" w:eastAsia="Times New Roman" w:hAnsi="Times New Roman" w:cs="Times New Roman"/>
+          <w:color w:val="000000"/>
+          <w:sz w:val="28"/>
+          <w:szCs w:val="28"/>
+        </w:rPr>
+        <w:t>)</w:t>
       </w:r>
     </w:p>
     <w:sectPr>
